--- a/outputs/a06/a06_ficha_tecnica.docx
+++ b/outputs/a06/a06_ficha_tecnica.docx
@@ -3303,7 +3303,7 @@
           </w:tcPr>
           <w:p ns2:paraId="6AFC25E8" ns2:textId="77777777">
             <w:r>
-              <w:t xml:space="preserve">Las métricas declaradas por el equipo de IA quedan confirmadas con el plugin servido; quedan votos thermal con margen softmax &lt; 0.01, sensibles a cambios de versión de opencv/torch</w:t>
+              <w:t xml:space="preserve">Las métricas declaradas por el equipo de IA quedan confirmadas con el plugin servido; quedan votos thermal y rgb con margen softmax &lt; 0.01, sensibles a cambios de versión de opencv/torch</w:t>
             </w:r>
           </w:p>
         </w:tc>

--- a/outputs/a06/a06_ficha_tecnica.docx
+++ b/outputs/a06/a06_ficha_tecnica.docx
@@ -1,8 +1,8 @@
 
 <file path=word/document.xml><?xml version="1.0" encoding="utf-8"?>
-<w:document xmlns:w="http://schemas.openxmlformats.org/wordprocessingml/2006/main" xmlns:ns1="http://schemas.openxmlformats.org/markup-compatibility/2006" xmlns:ns2="http://schemas.microsoft.com/office/word/2010/wordml" xmlns:ns3="http://schemas.openxmlformats.org/drawingml/2006/wordprocessingDrawing" xmlns:ns4="http://schemas.microsoft.com/office/word/2010/wordprocessingDrawing" xmlns:ns5="http://schemas.openxmlformats.org/drawingml/2006/main" xmlns:ns6="http://schemas.openxmlformats.org/drawingml/2006/picture" xmlns:ns7="http://schemas.openxmlformats.org/officeDocument/2006/relationships" xmlns:w15="http://schemas.microsoft.com/office/word/2012/wordml" xmlns:w16="http://schemas.microsoft.com/office/word/2018/wordml" xmlns:w16cex="http://schemas.microsoft.com/office/word/2018/wordml/cex" xmlns:w16cid="http://schemas.microsoft.com/office/word/2016/wordml/cid" xmlns:w16du="http://schemas.microsoft.com/office/word/2023/wordml/word16du" xmlns:w16se="http://schemas.microsoft.com/office/word/2015/wordml/symex" xmlns:w16sdtfl="http://schemas.microsoft.com/office/word/2020/wordml/sdtdatahash" xmlns:w16sdtdh="http://schemas.microsoft.com/office/word/2020/wordml/sdtdatahash" xmlns:w14="http://schemas.microsoft.com/office/word/2010/wordml" xmlns:wp14="http://schemas.microsoft.com/office/word/2010/wordprocessingDrawing" ns1:Ignorable="w14 w15 w16se w16cid w16 w16cex w16sdtdh w16sdtfl w16du wp14">
+<w:document xmlns:wpc="http://schemas.microsoft.com/office/word/2010/wordprocessingCanvas" xmlns:cx="http://schemas.microsoft.com/office/drawing/2014/chartex" xmlns:cx1="http://schemas.microsoft.com/office/drawing/2015/9/8/chartex" xmlns:cx2="http://schemas.microsoft.com/office/drawing/2015/10/21/chartex" xmlns:cx3="http://schemas.microsoft.com/office/drawing/2016/5/9/chartex" xmlns:cx4="http://schemas.microsoft.com/office/drawing/2016/5/10/chartex" xmlns:cx5="http://schemas.microsoft.com/office/drawing/2016/5/11/chartex" xmlns:cx6="http://schemas.microsoft.com/office/drawing/2016/5/12/chartex" xmlns:cx7="http://schemas.microsoft.com/office/drawing/2016/5/13/chartex" xmlns:cx8="http://schemas.microsoft.com/office/drawing/2016/5/14/chartex" xmlns:mc="http://schemas.openxmlformats.org/markup-compatibility/2006" xmlns:aink="http://schemas.microsoft.com/office/drawing/2016/ink" xmlns:am3d="http://schemas.microsoft.com/office/drawing/2017/model3d" xmlns:o="urn:schemas-microsoft-com:office:office" xmlns:oel="http://schemas.microsoft.com/office/2019/extlst" xmlns:r="http://schemas.openxmlformats.org/officeDocument/2006/relationships" xmlns:m="http://schemas.openxmlformats.org/officeDocument/2006/math" xmlns:v="urn:schemas-microsoft-com:vml" xmlns:wp14="http://schemas.microsoft.com/office/word/2010/wordprocessingDrawing" xmlns:wp="http://schemas.openxmlformats.org/drawingml/2006/wordprocessingDrawing" xmlns:w10="urn:schemas-microsoft-com:office:word" xmlns:w="http://schemas.openxmlformats.org/wordprocessingml/2006/main" xmlns:w14="http://schemas.microsoft.com/office/word/2010/wordml" xmlns:w15="http://schemas.microsoft.com/office/word/2012/wordml" xmlns:w16cex="http://schemas.microsoft.com/office/word/2018/wordml/cex" xmlns:w16cid="http://schemas.microsoft.com/office/word/2016/wordml/cid" xmlns:w16="http://schemas.microsoft.com/office/word/2018/wordml" xmlns:w16du="http://schemas.microsoft.com/office/word/2023/wordml/word16du" xmlns:w16sdtdh="http://schemas.microsoft.com/office/word/2020/wordml/sdtdatahash" xmlns:w16sdtfl="http://schemas.microsoft.com/office/word/2024/wordml/sdtformatlock" xmlns:w16se="http://schemas.microsoft.com/office/word/2015/wordml/symex" xmlns:wpg="http://schemas.microsoft.com/office/word/2010/wordprocessingGroup" xmlns:wpi="http://schemas.microsoft.com/office/word/2010/wordprocessingInk" xmlns:wne="http://schemas.microsoft.com/office/word/2006/wordml" xmlns:wps="http://schemas.microsoft.com/office/word/2010/wordprocessingShape" mc:Ignorable="w14 w15 w16se w16cid w16 w16cex w16sdtdh w16sdtfl w16du wp14">
   <w:body>
-    <w:p ns2:paraId="626D87FC" ns2:textId="77777777">
+    <w:p>
       <w:pPr>
         <w:widowControl w:val="0"/>
         <w:pBdr>
@@ -15,120 +15,120 @@
         <w:spacing w:after="0" w:line="276" w:lineRule="auto"/>
       </w:pPr>
     </w:p>
-    <w:p ns2:paraId="1F06B188" ns2:textId="77777777">
+    <w:p>
       <w:r>
         <w:rPr>
           <w:noProof/>
         </w:rPr>
         <w:drawing>
-          <ns3:anchor distT="0" distB="0" distL="114300" distR="114300" simplePos="0" relativeHeight="251658240" behindDoc="0" locked="0" layoutInCell="1" hidden="0" allowOverlap="1" ns4:anchorId="7490E72F" ns4:editId="7601E0FE">
-            <ns3:simplePos x="0" y="0"/>
-            <ns3:positionH relativeFrom="column">
-              <ns3:posOffset>590550</ns3:posOffset>
-            </ns3:positionH>
-            <ns3:positionV relativeFrom="paragraph">
-              <ns3:posOffset>0</ns3:posOffset>
-            </ns3:positionV>
-            <ns3:extent cx="3373120" cy="2032000"/>
-            <ns3:effectExtent l="0" t="0" r="0" b="0"/>
-            <ns3:wrapSquare wrapText="bothSides" distT="0" distB="0" distL="114300" distR="114300"/>
-            <ns3:docPr id="1001" name="image5.jpg" descr="A logo with green leaves  AI-generated content may be incorrect."/>
-            <ns3:cNvGraphicFramePr/>
-            <ns5:graphic>
-              <ns5:graphicData uri="http://schemas.openxmlformats.org/drawingml/2006/picture">
-                <ns6:pic>
-                  <ns6:nvPicPr>
-                    <ns6:cNvPr id="0" name="image5.jpg" descr="A logo with green leaves  AI-generated content may be incorrect."/>
-                    <ns6:cNvPicPr preferRelativeResize="0"/>
-                  </ns6:nvPicPr>
-                  <ns6:blipFill>
-                    <ns5:blip ns7:embed="rId9"/>
-                    <ns5:srcRect/>
-                    <ns5:stretch>
-                      <ns5:fillRect/>
-                    </ns5:stretch>
-                  </ns6:blipFill>
-                  <ns6:spPr>
-                    <ns5:xfrm>
-                      <ns5:off x="0" y="0"/>
-                      <ns5:ext cx="3373120" cy="2032000"/>
-                    </ns5:xfrm>
-                    <ns5:prstGeom prst="rect">
-                      <ns5:avLst/>
-                    </ns5:prstGeom>
-                    <ns5:ln/>
-                  </ns6:spPr>
-                </ns6:pic>
-              </ns5:graphicData>
-            </ns5:graphic>
-          </ns3:anchor>
+          <wp:anchor distT="0" distB="0" distL="114300" distR="114300" simplePos="0" relativeHeight="251658240" behindDoc="0" locked="0" layoutInCell="1" hidden="0" allowOverlap="1" wp14:anchorId="7490E72F" wp14:editId="7601E0FE">
+            <wp:simplePos x="0" y="0"/>
+            <wp:positionH relativeFrom="column">
+              <wp:posOffset>590550</wp:posOffset>
+            </wp:positionH>
+            <wp:positionV relativeFrom="paragraph">
+              <wp:posOffset>0</wp:posOffset>
+            </wp:positionV>
+            <wp:extent cx="3373120" cy="2032000"/>
+            <wp:effectExtent l="0" t="0" r="0" b="0"/>
+            <wp:wrapSquare wrapText="bothSides" distT="0" distB="0" distL="114300" distR="114300"/>
+            <wp:docPr id="1001" name="image5.jpg" descr="A logo with green leaves  AI-generated content may be incorrect."/>
+            <wp:cNvGraphicFramePr/>
+            <a:graphic xmlns:a="http://schemas.openxmlformats.org/drawingml/2006/main">
+              <a:graphicData uri="http://schemas.openxmlformats.org/drawingml/2006/picture">
+                <pic:pic xmlns:pic="http://schemas.openxmlformats.org/drawingml/2006/picture">
+                  <pic:nvPicPr>
+                    <pic:cNvPr id="0" name="image5.jpg" descr="A logo with green leaves  AI-generated content may be incorrect."/>
+                    <pic:cNvPicPr preferRelativeResize="0"/>
+                  </pic:nvPicPr>
+                  <pic:blipFill>
+                    <a:blip r:embed="rId9"/>
+                    <a:srcRect/>
+                    <a:stretch>
+                      <a:fillRect/>
+                    </a:stretch>
+                  </pic:blipFill>
+                  <pic:spPr>
+                    <a:xfrm>
+                      <a:off x="0" y="0"/>
+                      <a:ext cx="3373120" cy="2032000"/>
+                    </a:xfrm>
+                    <a:prstGeom prst="rect">
+                      <a:avLst/>
+                    </a:prstGeom>
+                    <a:ln/>
+                  </pic:spPr>
+                </pic:pic>
+              </a:graphicData>
+            </a:graphic>
+          </wp:anchor>
         </w:drawing>
       </w:r>
     </w:p>
-    <w:p ns2:paraId="5ED55FDB" ns2:textId="77777777"/>
-    <w:p ns2:paraId="3ACB5044" ns2:textId="77777777"/>
-    <w:p ns2:paraId="24D31646" ns2:textId="77777777">
+    <w:p/>
+    <w:p/>
+    <w:p>
       <w:r>
         <w:rPr>
           <w:noProof/>
         </w:rPr>
         <w:drawing>
-          <ns3:anchor distT="0" distB="0" distL="114300" distR="114300" simplePos="0" relativeHeight="251659264" behindDoc="0" locked="0" layoutInCell="1" hidden="0" allowOverlap="1" ns4:anchorId="41217845" ns4:editId="3C0FBC9E">
-            <ns3:simplePos x="0" y="0"/>
-            <ns3:positionH relativeFrom="column">
-              <ns3:posOffset>2634615</ns3:posOffset>
-            </ns3:positionH>
-            <ns3:positionV relativeFrom="paragraph">
-              <ns3:posOffset>130810</ns3:posOffset>
-            </ns3:positionV>
-            <ns3:extent cx="2266950" cy="1295400"/>
-            <ns3:effectExtent l="0" t="0" r="0" b="0"/>
-            <ns3:wrapNone/>
-            <ns3:docPr id="1002" name="image1.png" descr="A black background with white text and brown lines  AI-generated content may be incorrect."/>
-            <ns3:cNvGraphicFramePr/>
-            <ns5:graphic>
-              <ns5:graphicData uri="http://schemas.openxmlformats.org/drawingml/2006/picture">
-                <ns6:pic>
-                  <ns6:nvPicPr>
-                    <ns6:cNvPr id="0" name="image1.png" descr="A black background with white text and brown lines  AI-generated content may be incorrect."/>
-                    <ns6:cNvPicPr preferRelativeResize="0"/>
-                  </ns6:nvPicPr>
-                  <ns6:blipFill>
-                    <ns5:blip ns7:embed="rId10"/>
-                    <ns5:srcRect/>
-                    <ns5:stretch>
-                      <ns5:fillRect/>
-                    </ns5:stretch>
-                  </ns6:blipFill>
-                  <ns6:spPr>
-                    <ns5:xfrm>
-                      <ns5:off x="0" y="0"/>
-                      <ns5:ext cx="2266950" cy="1295400"/>
-                    </ns5:xfrm>
-                    <ns5:prstGeom prst="rect">
-                      <ns5:avLst/>
-                    </ns5:prstGeom>
-                    <ns5:ln/>
-                  </ns6:spPr>
-                </ns6:pic>
-              </ns5:graphicData>
-            </ns5:graphic>
-          </ns3:anchor>
+          <wp:anchor distT="0" distB="0" distL="114300" distR="114300" simplePos="0" relativeHeight="251659264" behindDoc="0" locked="0" layoutInCell="1" hidden="0" allowOverlap="1" wp14:anchorId="41217845" wp14:editId="3C0FBC9E">
+            <wp:simplePos x="0" y="0"/>
+            <wp:positionH relativeFrom="column">
+              <wp:posOffset>2634615</wp:posOffset>
+            </wp:positionH>
+            <wp:positionV relativeFrom="paragraph">
+              <wp:posOffset>130810</wp:posOffset>
+            </wp:positionV>
+            <wp:extent cx="2266950" cy="1295400"/>
+            <wp:effectExtent l="0" t="0" r="0" b="0"/>
+            <wp:wrapNone/>
+            <wp:docPr id="1002" name="image1.png" descr="A black background with white text and brown lines  AI-generated content may be incorrect."/>
+            <wp:cNvGraphicFramePr/>
+            <a:graphic xmlns:a="http://schemas.openxmlformats.org/drawingml/2006/main">
+              <a:graphicData uri="http://schemas.openxmlformats.org/drawingml/2006/picture">
+                <pic:pic xmlns:pic="http://schemas.openxmlformats.org/drawingml/2006/picture">
+                  <pic:nvPicPr>
+                    <pic:cNvPr id="0" name="image1.png" descr="A black background with white text and brown lines  AI-generated content may be incorrect."/>
+                    <pic:cNvPicPr preferRelativeResize="0"/>
+                  </pic:nvPicPr>
+                  <pic:blipFill>
+                    <a:blip r:embed="rId10"/>
+                    <a:srcRect/>
+                    <a:stretch>
+                      <a:fillRect/>
+                    </a:stretch>
+                  </pic:blipFill>
+                  <pic:spPr>
+                    <a:xfrm>
+                      <a:off x="0" y="0"/>
+                      <a:ext cx="2266950" cy="1295400"/>
+                    </a:xfrm>
+                    <a:prstGeom prst="rect">
+                      <a:avLst/>
+                    </a:prstGeom>
+                    <a:ln/>
+                  </pic:spPr>
+                </pic:pic>
+              </a:graphicData>
+            </a:graphic>
+          </wp:anchor>
         </w:drawing>
       </w:r>
     </w:p>
-    <w:p ns2:paraId="510A3F8A" ns2:textId="77777777"/>
-    <w:p ns2:paraId="11346F3F" ns2:textId="77777777"/>
-    <w:p ns2:paraId="239C7CC2" ns2:textId="77777777"/>
-    <w:p ns2:paraId="456AF325" ns2:textId="77777777"/>
-    <w:p ns2:paraId="32FEB606" ns2:textId="77777777">
+    <w:p/>
+    <w:p/>
+    <w:p/>
+    <w:p/>
+    <w:p>
       <w:pPr>
         <w:jc w:val="right"/>
       </w:pPr>
     </w:p>
-    <w:p ns2:paraId="7099C703" ns2:textId="77777777"/>
-    <w:p ns2:paraId="5674BF31" ns2:textId="77777777"/>
-    <w:p ns2:paraId="57D79371" ns2:textId="77777777">
+    <w:p/>
+    <w:p/>
+    <w:p>
       <w:pPr>
         <w:rPr>
           <w:rFonts w:ascii="Liberation Sans Regular" w:eastAsia="Liberation Sans Regular" w:hAnsi="Liberation Sans Regular" w:cs="Liberation Sans Regular"/>
@@ -138,7 +138,7 @@
         </w:rPr>
       </w:pPr>
     </w:p>
-    <w:p ns2:paraId="04402B53" ns2:textId="77777777">
+    <w:p>
       <w:pPr>
         <w:ind w:left="993"/>
         <w:rPr>
@@ -158,7 +158,7 @@
         <w:t>Ficha técnica del modelo</w:t>
       </w:r>
     </w:p>
-    <w:p ns2:paraId="2CCAB764" ns2:textId="77777777">
+    <w:p>
       <w:pPr>
         <w:ind w:left="993"/>
         <w:rPr>
@@ -175,10 +175,10 @@
           <w:sz w:val="60"/>
           <w:szCs w:val="60"/>
         </w:rPr>
-        <w:t xml:space="preserve">a06 · meat-poultry-disease-classification</w:t>
+        <w:t>a06 · meat-poultry-disease-classification</w:t>
       </w:r>
     </w:p>
-    <w:p ns2:paraId="77EA3F8E" ns2:textId="77777777">
+    <w:p>
       <w:pPr>
         <w:shd w:val="clear" w:color="auto" w:fill="E3EFDD"/>
         <w:ind w:left="993" w:right="2267" w:firstLine="140"/>
@@ -196,10 +196,10 @@
           <w:sz w:val="44"/>
           <w:szCs w:val="44"/>
         </w:rPr>
-        <w:t xml:space="preserve">Especificación técnica para integración en la plataforma DatagIA</w:t>
+        <w:t>Especificación técnica para integración en la plataforma DatagIA</w:t>
       </w:r>
     </w:p>
-    <w:p ns2:paraId="70952EAF" ns2:textId="77777777">
+    <w:p>
       <w:pPr>
         <w:ind w:left="993"/>
         <w:rPr>
@@ -216,186 +216,75 @@
           <w:sz w:val="32"/>
           <w:szCs w:val="32"/>
         </w:rPr>
-        <w:t xml:space="preserve">Octubre 2026</w:t>
+        <w:t>Octubre 2026</w:t>
       </w:r>
     </w:p>
-    <w:p ns2:paraId="262CD268" ns2:textId="77777777">
+    <w:p>
       <w:r>
         <w:rPr>
           <w:noProof/>
         </w:rPr>
         <w:drawing>
-          <ns3:anchor distT="0" distB="0" distL="0" distR="0" simplePos="0" relativeHeight="251660288" behindDoc="1" locked="0" layoutInCell="1" hidden="0" allowOverlap="1" ns4:anchorId="42C3D32A" ns4:editId="6D88BCF5">
-            <ns3:simplePos x="0" y="0"/>
-            <ns3:positionH relativeFrom="margin">
-              <ns3:align>center</ns3:align>
-            </ns3:positionH>
-            <ns3:positionV relativeFrom="margin">
-              <ns3:align>center</ns3:align>
-            </ns3:positionV>
-            <ns3:extent cx="5397500" cy="5280025"/>
-            <ns3:effectExtent l="0" t="0" r="0" b="0"/>
-            <ns3:wrapNone/>
-            <ns3:docPr id="1003" name="image2.png"/>
-            <ns3:cNvGraphicFramePr/>
-            <ns5:graphic>
-              <ns5:graphicData uri="http://schemas.openxmlformats.org/drawingml/2006/picture">
-                <ns6:pic>
-                  <ns6:nvPicPr>
-                    <ns6:cNvPr id="0" name="image2.png"/>
-                    <ns6:cNvPicPr preferRelativeResize="0"/>
-                  </ns6:nvPicPr>
-                  <ns6:blipFill>
-                    <ns5:blip ns7:embed="rId11"/>
-                    <ns5:srcRect/>
-                    <ns5:stretch>
-                      <ns5:fillRect/>
-                    </ns5:stretch>
-                  </ns6:blipFill>
-                  <ns6:spPr>
-                    <ns5:xfrm>
-                      <ns5:off x="0" y="0"/>
-                      <ns5:ext cx="5397500" cy="5280025"/>
-                    </ns5:xfrm>
-                    <ns5:prstGeom prst="rect">
-                      <ns5:avLst/>
-                    </ns5:prstGeom>
-                    <ns5:ln/>
-                  </ns6:spPr>
-                </ns6:pic>
-              </ns5:graphicData>
-            </ns5:graphic>
-          </ns3:anchor>
+          <wp:anchor distT="0" distB="0" distL="0" distR="0" simplePos="0" relativeHeight="251660288" behindDoc="1" locked="0" layoutInCell="1" hidden="0" allowOverlap="1" wp14:anchorId="42C3D32A" wp14:editId="6D88BCF5">
+            <wp:simplePos x="0" y="0"/>
+            <wp:positionH relativeFrom="margin">
+              <wp:align>center</wp:align>
+            </wp:positionH>
+            <wp:positionV relativeFrom="margin">
+              <wp:align>center</wp:align>
+            </wp:positionV>
+            <wp:extent cx="5397500" cy="5280025"/>
+            <wp:effectExtent l="0" t="0" r="0" b="0"/>
+            <wp:wrapNone/>
+            <wp:docPr id="1003" name="image2.png"/>
+            <wp:cNvGraphicFramePr/>
+            <a:graphic xmlns:a="http://schemas.openxmlformats.org/drawingml/2006/main">
+              <a:graphicData uri="http://schemas.openxmlformats.org/drawingml/2006/picture">
+                <pic:pic xmlns:pic="http://schemas.openxmlformats.org/drawingml/2006/picture">
+                  <pic:nvPicPr>
+                    <pic:cNvPr id="0" name="image2.png"/>
+                    <pic:cNvPicPr preferRelativeResize="0"/>
+                  </pic:nvPicPr>
+                  <pic:blipFill>
+                    <a:blip r:embed="rId11"/>
+                    <a:srcRect/>
+                    <a:stretch>
+                      <a:fillRect/>
+                    </a:stretch>
+                  </pic:blipFill>
+                  <pic:spPr>
+                    <a:xfrm>
+                      <a:off x="0" y="0"/>
+                      <a:ext cx="5397500" cy="5280025"/>
+                    </a:xfrm>
+                    <a:prstGeom prst="rect">
+                      <a:avLst/>
+                    </a:prstGeom>
+                    <a:ln/>
+                  </pic:spPr>
+                </pic:pic>
+              </a:graphicData>
+            </a:graphic>
+          </wp:anchor>
         </w:drawing>
       </w:r>
       <w:r>
         <w:br w:type="page"/>
       </w:r>
     </w:p>
-    <w:p ns2:paraId="2090A9BD" ns2:textId="77777777"/>
-    <w:p ns2:paraId="49E44998" ns2:textId="77777777"/>
-    <w:p ns2:paraId="3C91F572" ns2:textId="77777777">
+    <w:p>
       <w:pPr>
-        <w:rPr>
-          <w:rFonts w:ascii="Liberalisation sans narrow" w:eastAsia="Liberalisation sans narrow" w:hAnsi="Liberalisation sans narrow" w:cs="Liberalisation sans narrow"/>
-          <w:b/>
-          <w:bCs/>
-        </w:rPr>
-      </w:pPr>
-    </w:p>
-    <w:p ns2:paraId="4681F6B2" ns2:textId="77777777">
-      <w:pPr>
-        <w:keepLines/>
-        <w:spacing w:before="120" w:after="120" w:line="276" w:lineRule="auto"/>
-        <w:jc w:val="both"/>
-        <w:rPr>
-          <w:rFonts w:ascii="Liberalisation sans narrow" w:eastAsia="Liberalisation sans narrow" w:hAnsi="Liberalisation sans narrow" w:cs="Liberalisation sans narrow"/>
-        </w:rPr>
-      </w:pPr>
-      <w:r>
-        <w:br w:type="page"/>
-      </w:r>
-    </w:p>
-    <w:p ns2:paraId="02E1F42B" ns2:textId="77777777">
-      <w:pPr>
-        <w:keepLines/>
-        <w:spacing w:before="120" w:after="120" w:line="276" w:lineRule="auto"/>
-        <w:jc w:val="both"/>
-        <w:rPr>
-          <w:rFonts w:ascii="Liberalisation sans narrow" w:eastAsia="Liberalisation sans narrow" w:hAnsi="Liberalisation sans narrow" w:cs="Liberalisation sans narrow"/>
-        </w:rPr>
-      </w:pPr>
-    </w:p>
-    <w:p ns2:paraId="3160BF82" ns2:textId="77777777">
-      <w:pPr>
-        <w:keepLines/>
-        <w:spacing w:before="120" w:after="120" w:line="276" w:lineRule="auto"/>
-        <w:jc w:val="both"/>
-        <w:rPr>
-          <w:rFonts w:ascii="Liberalisation sans narrow" w:eastAsia="Liberalisation sans narrow" w:hAnsi="Liberalisation sans narrow" w:cs="Liberalisation sans narrow"/>
-        </w:rPr>
-      </w:pPr>
-    </w:p>
-    <w:p ns2:paraId="7108173E" ns2:textId="6E1C69EF">
-      <w:pPr>
-        <w:pBdr>
-          <w:top w:val="nil"/>
-          <w:left w:val="nil"/>
-          <w:bottom w:val="nil"/>
-          <w:right w:val="nil"/>
-          <w:between w:val="nil"/>
-        </w:pBdr>
-        <w:tabs>
-          <w:tab w:val="right" w:leader="dot" w:pos="8494"/>
-        </w:tabs>
-        <w:spacing w:after="100"/>
-      </w:pPr>
-    </w:p>
-    <w:p ns2:paraId="208779DB" ns2:textId="0AFB4AE3">
-      <w:pPr>
-        <w:rPr>
-          <w:rFonts w:ascii="Liberalisation sans narrow" w:eastAsia="Liberalisation sans narrow" w:hAnsi="Liberalisation sans narrow" w:cs="Liberalisation sans narrow"/>
-          <w:color w:val="203441"/>
-        </w:rPr>
-      </w:pPr>
-      <w:r>
-        <w:br w:type="page"/>
-      </w:r>
-      <w:bookmarkStart w:id="0" w:name="_heading=h.33jjin156j5n" w:colFirst="0" w:colLast="0"/>
-      <w:bookmarkEnd w:id="0"/>
-    </w:p>
-    <w:p ns2:paraId="162D2D39" ns2:textId="3B463319">
-      <w:pPr>
-        <w:rPr>
-          <w:rFonts w:ascii="Liberation sans narrow" w:eastAsia="Liberation sans narrow" w:hAnsi="Liberation sans narrow" w:cs="Liberation sans narrow"/>
-        </w:rPr>
-      </w:pPr>
-      <w:r>
-        <w:rPr>
-          <w:rFonts w:ascii="Liberation sans narrow" w:eastAsia="Liberation sans narrow" w:hAnsi="Liberation sans narrow" w:cs="Liberation sans narrow"/>
-        </w:rPr>
-        <w:fldChar w:fldCharType="end"/>
-      </w:r>
-    </w:p>
-    <w:p ns2:paraId="71B34098" ns2:textId="08771405">
-      <w:pPr>
-        <w:pBdr>
-          <w:top w:val="nil"/>
-          <w:left w:val="nil"/>
-          <w:bottom w:val="nil"/>
-          <w:right w:val="nil"/>
-          <w:between w:val="nil"/>
-        </w:pBdr>
-        <w:spacing w:before="120" w:after="120" w:line="240" w:lineRule="auto"/>
-        <w:jc w:val="both"/>
-        <w:rPr>
-          <w:rFonts w:ascii="Liberation sans narrow" w:eastAsia="Liberation sans narrow" w:hAnsi="Liberation sans narrow" w:cs="Liberation sans narrow"/>
-          <w:color w:val="739A8A"/>
-        </w:rPr>
-      </w:pPr>
-    </w:p>
-    <w:p ns2:paraId="6D9B2421" ns2:textId="6574B031">
-      <w:pPr>
-        <w:rPr>
-          <w:rFonts w:ascii="Liberation sans narrow" w:eastAsia="Liberation sans narrow" w:hAnsi="Liberation sans narrow" w:cs="Liberation sans narrow"/>
-          <w:color w:val="203441"/>
-        </w:rPr>
-      </w:pPr>
-      <w:r>
-        <w:br w:type="page"/>
-      </w:r>
-    </w:p>
-    <w:p ns2:paraId="73C6066A" ns2:textId="77777777">
-      <w:pPr>
-        <w:pStyle w:val="Ttulo1"/>
+        <w:pStyle w:val="Heading1"/>
         <w:jc w:val="left"/>
       </w:pPr>
-      <w:bookmarkStart w:id="6" w:name="_Toc233977723"/>
+      <w:bookmarkStart w:id="0" w:name="_heading=h.33jjin156j5n" w:colFirst="0" w:colLast="0"/>
+      <w:bookmarkStart w:id="1" w:name="_Toc233977723"/>
+      <w:bookmarkEnd w:id="0"/>
       <w:r>
         <w:lastRenderedPageBreak/>
         <w:t>1. Información general del modelo</w:t>
       </w:r>
-      <w:bookmarkEnd w:id="6"/>
+      <w:bookmarkEnd w:id="1"/>
     </w:p>
     <w:tbl>
       <w:tblPr>
@@ -416,7 +305,7 @@
         <w:gridCol w:w="2800"/>
         <w:gridCol w:w="6560"/>
       </w:tblGrid>
-      <w:tr ns2:paraId="1AB946D2" ns2:textId="77777777">
+      <w:tr>
         <w:tc>
           <w:tcPr>
             <w:tcW w:w="2800" w:type="dxa"/>
@@ -434,7 +323,7 @@
               <w:right w:w="120" w:type="dxa"/>
             </w:tcMar>
           </w:tcPr>
-          <w:p ns2:paraId="0EF0F73D" ns2:textId="77777777">
+          <w:p>
             <w:r>
               <w:rPr>
                 <w:b/>
@@ -464,14 +353,22 @@
               <w:right w:w="120" w:type="dxa"/>
             </w:tcMar>
           </w:tcPr>
-          <w:p ns2:paraId="4D4993D6" ns2:textId="77777777">
-            <w:r>
-              <w:t xml:space="preserve">ml6-meat-poultry-disease-classification</w:t>
+          <w:p>
+            <w:pPr>
+              <w:rPr>
+                <w:lang w:val="en-US"/>
+              </w:rPr>
+            </w:pPr>
+            <w:r>
+              <w:rPr>
+                <w:lang w:val="en-US"/>
+              </w:rPr>
+              <w:t>ml6-meat-poultry-disease-classification</w:t>
             </w:r>
           </w:p>
         </w:tc>
       </w:tr>
-      <w:tr ns2:paraId="2B5210AD" ns2:textId="77777777">
+      <w:tr>
         <w:tc>
           <w:tcPr>
             <w:tcW w:w="2800" w:type="dxa"/>
@@ -489,7 +386,7 @@
               <w:right w:w="120" w:type="dxa"/>
             </w:tcMar>
           </w:tcPr>
-          <w:p ns2:paraId="50DEA41B" ns2:textId="77777777">
+          <w:p>
             <w:r>
               <w:rPr>
                 <w:b/>
@@ -519,14 +416,14 @@
               <w:right w:w="120" w:type="dxa"/>
             </w:tcMar>
           </w:tcPr>
-          <w:p ns2:paraId="084A7408" ns2:textId="77777777">
-            <w:r>
-              <w:t xml:space="preserve">1.0.0</w:t>
+          <w:p>
+            <w:r>
+              <w:t>1.0.0</w:t>
             </w:r>
           </w:p>
         </w:tc>
       </w:tr>
-      <w:tr ns2:paraId="02B4508D" ns2:textId="77777777">
+      <w:tr>
         <w:tc>
           <w:tcPr>
             <w:tcW w:w="2800" w:type="dxa"/>
@@ -544,7 +441,7 @@
               <w:right w:w="120" w:type="dxa"/>
             </w:tcMar>
           </w:tcPr>
-          <w:p ns2:paraId="0656986A" ns2:textId="77777777">
+          <w:p>
             <w:r>
               <w:rPr>
                 <w:b/>
@@ -574,14 +471,14 @@
               <w:right w:w="120" w:type="dxa"/>
             </w:tcMar>
           </w:tcPr>
-          <w:p ns2:paraId="4321CCA3" ns2:textId="77777777">
-            <w:r>
-              <w:t xml:space="preserve">Dos ensembles independientes de redes convolucionales con votación por mayoría para la detección de enfermedades en aves de galpón. El ensemble 'thermal' (DenseNet-121, EfficientNetV2-S, ResNet-50) clasifica imágenes térmicas del ave en healthy/sick; el ensemble 'rgb' (VGG19-BN, EfficientNet-B7, MobileNetV3-L) clasifica imágenes RGB de heces en healthy/cocci/ncd/salmo. Transfer learning desde ImageNet con backbone congelado y capa final reentrenada.</w:t>
+          <w:p>
+            <w:r>
+              <w:t>Dos ensembles independientes de redes convolucionales con votación por mayoría para la detección de enfermedades en aves de galpón. El ensemble 'thermal' (DenseNet-121, EfficientNetV2-S, ResNet-50) clasifica imágenes térmicas del ave en healthy/sick; el ensemble 'rgb' (VGG19-BN, EfficientNet-B7, MobileNetV3-L) clasifica imágenes RGB de heces en healthy/cocci/ncd/salmo. Transfer learning desde ImageNet con backbone congelado y capa final reentrenada.</w:t>
             </w:r>
           </w:p>
         </w:tc>
       </w:tr>
-      <w:tr ns2:paraId="6EFECFCA" ns2:textId="77777777">
+      <w:tr>
         <w:tc>
           <w:tcPr>
             <w:tcW w:w="2800" w:type="dxa"/>
@@ -599,7 +496,7 @@
               <w:right w:w="120" w:type="dxa"/>
             </w:tcMar>
           </w:tcPr>
-          <w:p ns2:paraId="5A82E1B3" ns2:textId="77777777">
+          <w:p>
             <w:r>
               <w:rPr>
                 <w:b/>
@@ -629,14 +526,14 @@
               <w:right w:w="120" w:type="dxa"/>
             </w:tcMar>
           </w:tcPr>
-          <w:p ns2:paraId="6A197DDF" ns2:textId="77777777">
-            <w:r>
-              <w:t xml:space="preserve">image_classification_ensemble (binaria thermal + multiclase rgb, voto duro 3 modelos)</w:t>
+          <w:p>
+            <w:r>
+              <w:t>image_classification_ensemble (binaria thermal + multiclase rgb, voto duro 3 modelos)</w:t>
             </w:r>
           </w:p>
         </w:tc>
       </w:tr>
-      <w:tr ns2:paraId="51B3BC95" ns2:textId="77777777">
+      <w:tr>
         <w:tc>
           <w:tcPr>
             <w:tcW w:w="2800" w:type="dxa"/>
@@ -654,7 +551,7 @@
               <w:right w:w="120" w:type="dxa"/>
             </w:tcMar>
           </w:tcPr>
-          <w:p ns2:paraId="40767B48" ns2:textId="77777777">
+          <w:p>
             <w:r>
               <w:rPr>
                 <w:b/>
@@ -684,14 +581,22 @@
               <w:right w:w="120" w:type="dxa"/>
             </w:tcMar>
           </w:tcPr>
-          <w:p ns2:paraId="1C645F96" ns2:textId="77777777">
-            <w:r>
-              <w:t xml:space="preserve">PyTorch 2.13 + torchvision 0.28 (DenseNet-121, EfficientNetV2-S, ResNet-50, VGG19-BN, EfficientNet-B7, MobileNetV3-L) · opencv (CLAHE) · scikit-learn (métricas)</w:t>
+          <w:p>
+            <w:pPr>
+              <w:rPr>
+                <w:lang w:val="en-US"/>
+              </w:rPr>
+            </w:pPr>
+            <w:r>
+              <w:rPr>
+                <w:lang w:val="en-US"/>
+              </w:rPr>
+              <w:t>PyTorch 2.13 + torchvision 0.28 (DenseNet-121, EfficientNetV2-S, ResNet-50, VGG19-BN, EfficientNet-B7, MobileNetV3-L) · opencv (CLAHE) · scikit-learn (métricas)</w:t>
             </w:r>
           </w:p>
         </w:tc>
       </w:tr>
-      <w:tr ns2:paraId="4C8DFFDF" ns2:textId="77777777">
+      <w:tr>
         <w:tc>
           <w:tcPr>
             <w:tcW w:w="2800" w:type="dxa"/>
@@ -709,7 +614,7 @@
               <w:right w:w="120" w:type="dxa"/>
             </w:tcMar>
           </w:tcPr>
-          <w:p ns2:paraId="775677B8" ns2:textId="77777777">
+          <w:p>
             <w:r>
               <w:rPr>
                 <w:b/>
@@ -739,14 +644,14 @@
               <w:right w:w="120" w:type="dxa"/>
             </w:tcMar>
           </w:tcPr>
-          <w:p ns2:paraId="4B3BB4A5" ns2:textId="77777777">
-            <w:r>
-              <w:t xml:space="preserve">6 state_dict de PyTorch en artifacts/ml6_meat_poultry_disease_classification/: densenet121.pt (28 MB), efficientnet_v2s.pt (82 MB), resnet50.pt (94 MB) para thermal; vgg19_bn.pt (558 MB), efficientnet_b7.pt (257 MB), mobilenet_v3l.pt (17 MB) para rgb. md5 idéntico a la entrega del equipo de IA.</w:t>
+          <w:p>
+            <w:r>
+              <w:t>6 state_dict de PyTorch en artifacts/ml6_meat_poultry_disease_classification/: densenet121.pt (28 MB), efficientnet_v2s.pt (82 MB), resnet50.pt (94 MB) para thermal; vgg19_bn.pt (558 MB), efficientnet_b7.pt (257 MB), mobilenet_v3l.pt (17 MB) para rgb. md5 idéntico a la entrega del equipo de IA.</w:t>
             </w:r>
           </w:p>
         </w:tc>
       </w:tr>
-      <w:tr ns2:paraId="3C91287B" ns2:textId="77777777">
+      <w:tr>
         <w:tc>
           <w:tcPr>
             <w:tcW w:w="2800" w:type="dxa"/>
@@ -764,7 +669,7 @@
               <w:right w:w="120" w:type="dxa"/>
             </w:tcMar>
           </w:tcPr>
-          <w:p ns2:paraId="7E9DF75B" ns2:textId="77777777">
+          <w:p>
             <w:r>
               <w:rPr>
                 <w:b/>
@@ -794,14 +699,14 @@
               <w:right w:w="120" w:type="dxa"/>
             </w:tcMar>
           </w:tcPr>
-          <w:p ns2:paraId="0D276D1A" ns2:textId="77777777">
-            <w:r>
-              <w:t xml:space="preserve">Detección temprana y no invasiva de enfermedades aviares en dos etapas: cribado sano/enfermo por termografía de todas las aves en los puntos de manejo individual, y diagnóstico de la patología (coccidiosis, Newcastle, salmonelosis) a partir de las heces del ave aislada. Objetivo de negocio declarado: reducir un 10 % los tratamientos veterinarios en galpón (no medido; requiere validación con datos reales antes de despliegue).</w:t>
+          <w:p>
+            <w:r>
+              <w:t>Detección temprana y no invasiva de enfermedades aviares en dos etapas: cribado sano/enfermo por termografía de todas las aves en los puntos de manejo individual, y diagnóstico de la patología (coccidiosis, Newcastle, salmonelosis) a partir de las heces del ave aislada. Objetivo de negocio declarado: reducir un 10 % los tratamientos veterinarios en galpón (no medido; requiere validación con datos reales antes de despliegue).</w:t>
             </w:r>
           </w:p>
         </w:tc>
       </w:tr>
-      <w:tr ns2:paraId="09F81BAA" ns2:textId="77777777">
+      <w:tr>
         <w:tc>
           <w:tcPr>
             <w:tcW w:w="2800" w:type="dxa"/>
@@ -819,7 +724,7 @@
               <w:right w:w="120" w:type="dxa"/>
             </w:tcMar>
           </w:tcPr>
-          <w:p ns2:paraId="27CACCB4" ns2:textId="77777777">
+          <w:p>
             <w:r>
               <w:rPr>
                 <w:b/>
@@ -849,20 +754,30 @@
               <w:right w:w="120" w:type="dxa"/>
             </w:tcMar>
           </w:tcPr>
-          <w:p ns2:paraId="2A1BDCF3" ns2:textId="77777777">
-            <w:r>
-              <w:t xml:space="preserve">POST /predict con model_key='thermal' o 'rgb'. Inline: una imagen (image_base64 o image_path) → clase del ensemble, voto y softmax de cada modelo base. Batch: directorio o .zip de imágenes → una fila por imagen y, si las imágenes están en subcarpetas con el nombre de su clase, métricas por modelo y del ensemble. POST /train con task='thermal'|'rgb' reentrena los 3 modelos de ese ensemble con el procedimiento original (split 70/15/15, seed 42) y guarda el resultado solo en el run de MLflow indicado; /predict con ese mlflow_run_id lo usa.</w:t>
+          <w:p>
+            <w:r>
+              <w:rPr>
+                <w:lang w:val="en-US"/>
+              </w:rPr>
+              <w:t xml:space="preserve">POST /predict con model_key='thermal' o 'rgb'. </w:t>
+            </w:r>
+            <w:r>
+              <w:t xml:space="preserve">Inline: una imagen (image_base64 o image_path) → clase del ensemble, voto y softmax de cada modelo base. Batch: directorio o .zip de imágenes → una fila por imagen y, si las imágenes están en subcarpetas con el nombre de su clase, métricas por modelo y del ensemble. POST /train con task='thermal'|'rgb' reentrena los 3 modelos de ese ensemble con el procedimiento original (split 70/15/15, </w:t>
+            </w:r>
+            <w:r>
+              <w:lastRenderedPageBreak/>
+              <w:t>seed 42) y guarda el resultado solo en el run de MLflow indicado; /predict con ese mlflow_run_id lo usa.</w:t>
             </w:r>
           </w:p>
         </w:tc>
       </w:tr>
     </w:tbl>
-    <w:p ns2:paraId="0E4A03E1" ns2:textId="164C9CA4">
+    <w:p>
       <w:pPr>
-        <w:pStyle w:val="Descripcin"/>
+        <w:pStyle w:val="Caption"/>
         <w:jc w:val="center"/>
       </w:pPr>
-      <w:bookmarkStart w:id="7" w:name="_Toc233977640"/>
+      <w:bookmarkStart w:id="2" w:name="_Toc233977640"/>
       <w:r>
         <w:t xml:space="preserve">Tabla </w:t>
       </w:r>
@@ -877,18 +792,18 @@
       <w:r>
         <w:t xml:space="preserve"> Información general del modelo</w:t>
       </w:r>
-      <w:bookmarkEnd w:id="7"/>
+      <w:bookmarkEnd w:id="2"/>
     </w:p>
-    <w:p ns2:paraId="48838E47" ns2:textId="77777777">
+    <w:p>
       <w:pPr>
-        <w:pStyle w:val="Ttulo1"/>
+        <w:pStyle w:val="Heading1"/>
         <w:jc w:val="left"/>
       </w:pPr>
-      <w:bookmarkStart w:id="8" w:name="_Toc233977724"/>
+      <w:bookmarkStart w:id="3" w:name="_Toc233977724"/>
       <w:r>
         <w:t>2. Campos de entrada (inputs)</w:t>
       </w:r>
-      <w:bookmarkEnd w:id="8"/>
+      <w:bookmarkEnd w:id="3"/>
     </w:p>
     <w:tbl>
       <w:tblPr>
@@ -912,7 +827,7 @@
         <w:gridCol w:w="1307"/>
         <w:gridCol w:w="1447"/>
       </w:tblGrid>
-      <w:tr ns2:paraId="71F932B9" ns2:textId="77777777">
+      <w:tr>
         <w:trPr>
           <w:tblHeader/>
         </w:trPr>
@@ -933,7 +848,7 @@
               <w:right w:w="120" w:type="dxa"/>
             </w:tcMar>
           </w:tcPr>
-          <w:p ns2:paraId="79F614D4" ns2:textId="77777777">
+          <w:p>
             <w:r>
               <w:rPr>
                 <w:b/>
@@ -963,7 +878,7 @@
               <w:right w:w="120" w:type="dxa"/>
             </w:tcMar>
           </w:tcPr>
-          <w:p ns2:paraId="7089FD74" ns2:textId="77777777">
+          <w:p>
             <w:r>
               <w:rPr>
                 <w:b/>
@@ -993,7 +908,7 @@
               <w:right w:w="120" w:type="dxa"/>
             </w:tcMar>
           </w:tcPr>
-          <w:p ns2:paraId="78CD2F77" ns2:textId="77777777">
+          <w:p>
             <w:r>
               <w:rPr>
                 <w:b/>
@@ -1023,7 +938,7 @@
               <w:right w:w="120" w:type="dxa"/>
             </w:tcMar>
           </w:tcPr>
-          <w:p ns2:paraId="72A2F0D2" ns2:textId="77777777">
+          <w:p>
             <w:r>
               <w:rPr>
                 <w:b/>
@@ -1053,7 +968,7 @@
               <w:right w:w="120" w:type="dxa"/>
             </w:tcMar>
           </w:tcPr>
-          <w:p ns2:paraId="6FFDAD95" ns2:textId="77777777">
+          <w:p>
             <w:r>
               <w:rPr>
                 <w:b/>
@@ -1067,7 +982,7 @@
           </w:p>
         </w:tc>
       </w:tr>
-      <w:tr ns2:paraId="5943B210" ns2:textId="77777777">
+      <w:tr>
         <w:tc>
           <w:tcPr>
             <w:tcW w:w="2167" w:type="dxa"/>
@@ -1085,9 +1000,9 @@
               <w:right w:w="120" w:type="dxa"/>
             </w:tcMar>
           </w:tcPr>
-          <w:p ns2:paraId="274456BA" ns2:textId="77777777">
-            <w:r>
-              <w:t xml:space="preserve">model_key</w:t>
+          <w:p>
+            <w:r>
+              <w:t>model_key</w:t>
             </w:r>
           </w:p>
         </w:tc>
@@ -1108,9 +1023,9 @@
               <w:right w:w="120" w:type="dxa"/>
             </w:tcMar>
           </w:tcPr>
-          <w:p ns2:paraId="03BFE475" ns2:textId="77777777">
-            <w:r>
-              <w:t xml:space="preserve">string: 'thermal' | 'rgb'</w:t>
+          <w:p>
+            <w:r>
+              <w:t>string: 'thermal' | 'rgb'</w:t>
             </w:r>
           </w:p>
         </w:tc>
@@ -1131,9 +1046,9 @@
               <w:right w:w="120" w:type="dxa"/>
             </w:tcMar>
           </w:tcPr>
-          <w:p ns2:paraId="73AC0988" ns2:textId="77777777">
-            <w:r>
-              <w:t xml:space="preserve">Ensemble a usar. Las dos modalidades no son intercambiables; sin model_key o con otro valor → 422</w:t>
+          <w:p>
+            <w:r>
+              <w:t>Ensemble a usar. Las dos modalidades no son intercambiables; sin model_key o con otro valor → 422</w:t>
             </w:r>
           </w:p>
         </w:tc>
@@ -1154,9 +1069,9 @@
               <w:right w:w="120" w:type="dxa"/>
             </w:tcMar>
           </w:tcPr>
-          <w:p ns2:paraId="29F6ACFB" ns2:textId="77777777">
-            <w:r>
-              <w:t xml:space="preserve">Sí</w:t>
+          <w:p>
+            <w:r>
+              <w:t>Sí</w:t>
             </w:r>
           </w:p>
         </w:tc>
@@ -1177,14 +1092,14 @@
               <w:right w:w="120" w:type="dxa"/>
             </w:tcMar>
           </w:tcPr>
-          <w:p ns2:paraId="7756D559" ns2:textId="77777777">
-            <w:r>
-              <w:t xml:space="preserve">-</w:t>
+          <w:p>
+            <w:r>
+              <w:t>-</w:t>
             </w:r>
           </w:p>
         </w:tc>
       </w:tr>
-      <w:tr ns2:paraId="5943B210" ns2:textId="77777777">
+      <w:tr>
         <w:tc>
           <w:tcPr>
             <w:tcW w:w="2167" w:type="dxa"/>
@@ -1202,9 +1117,9 @@
               <w:right w:w="120" w:type="dxa"/>
             </w:tcMar>
           </w:tcPr>
-          <w:p ns2:paraId="274456BA" ns2:textId="77777777">
-            <w:r>
-              <w:t xml:space="preserve">image_base64 / image_path</w:t>
+          <w:p>
+            <w:r>
+              <w:t>image_base64 / image_path</w:t>
             </w:r>
           </w:p>
         </w:tc>
@@ -1225,9 +1140,9 @@
               <w:right w:w="120" w:type="dxa"/>
             </w:tcMar>
           </w:tcPr>
-          <w:p ns2:paraId="03BFE475" ns2:textId="77777777">
-            <w:r>
-              <w:t xml:space="preserve">string (base64) / ruta</w:t>
+          <w:p>
+            <w:r>
+              <w:t>string (base64) / ruta</w:t>
             </w:r>
           </w:p>
         </w:tc>
@@ -1248,9 +1163,9 @@
               <w:right w:w="120" w:type="dxa"/>
             </w:tcMar>
           </w:tcPr>
-          <w:p ns2:paraId="73AC0988" ns2:textId="77777777">
-            <w:r>
-              <w:t xml:space="preserve">Imagen jpg, jpeg, png, bmp, tif o webp. thermal: frame de la cámara térmica a resolución nativa 240x320 (ancho x alto), sin redimensionar; rgb: foto de heces de cualquier tamaño (se redimensiona a 256x256)</w:t>
+          <w:p>
+            <w:r>
+              <w:t>Imagen jpg, jpeg, png, bmp, tif o webp. thermal: frame de la cámara térmica a resolución nativa 240x320 (ancho x alto), sin redimensionar; rgb: foto de heces de cualquier tamaño (se redimensiona a 256x256)</w:t>
             </w:r>
           </w:p>
         </w:tc>
@@ -1271,9 +1186,9 @@
               <w:right w:w="120" w:type="dxa"/>
             </w:tcMar>
           </w:tcPr>
-          <w:p ns2:paraId="29F6ACFB" ns2:textId="77777777">
-            <w:r>
-              <w:t xml:space="preserve">Sí (inline, uno de los dos)</w:t>
+          <w:p>
+            <w:r>
+              <w:t>Sí (inline, uno de los dos)</w:t>
             </w:r>
           </w:p>
         </w:tc>
@@ -1294,14 +1209,14 @@
               <w:right w:w="120" w:type="dxa"/>
             </w:tcMar>
           </w:tcPr>
-          <w:p ns2:paraId="7756D559" ns2:textId="77777777">
-            <w:r>
-              <w:t xml:space="preserve">-</w:t>
+          <w:p>
+            <w:r>
+              <w:t>-</w:t>
             </w:r>
           </w:p>
         </w:tc>
       </w:tr>
-      <w:tr ns2:paraId="5943B210" ns2:textId="77777777">
+      <w:tr>
         <w:tc>
           <w:tcPr>
             <w:tcW w:w="2167" w:type="dxa"/>
@@ -1319,9 +1234,9 @@
               <w:right w:w="120" w:type="dxa"/>
             </w:tcMar>
           </w:tcPr>
-          <w:p ns2:paraId="274456BA" ns2:textId="77777777">
-            <w:r>
-              <w:t xml:space="preserve">data_path</w:t>
+          <w:p>
+            <w:r>
+              <w:t>data_path</w:t>
             </w:r>
           </w:p>
         </w:tc>
@@ -1342,9 +1257,17 @@
               <w:right w:w="120" w:type="dxa"/>
             </w:tcMar>
           </w:tcPr>
-          <w:p ns2:paraId="03BFE475" ns2:textId="77777777">
-            <w:r>
-              <w:t xml:space="preserve">string (ruta local, s3:// o .zip)</w:t>
+          <w:p>
+            <w:pPr>
+              <w:rPr>
+                <w:lang w:val="en-US"/>
+              </w:rPr>
+            </w:pPr>
+            <w:r>
+              <w:rPr>
+                <w:lang w:val="en-US"/>
+              </w:rPr>
+              <w:t>string (ruta local, s3:// o .zip)</w:t>
             </w:r>
           </w:p>
         </w:tc>
@@ -1365,9 +1288,9 @@
               <w:right w:w="120" w:type="dxa"/>
             </w:tcMar>
           </w:tcPr>
-          <w:p ns2:paraId="73AC0988" ns2:textId="77777777">
-            <w:r>
-              <w:t xml:space="preserve">Modo batch: directorio o ZIP de imágenes; subcarpetas con nombre de clase (healthy/sick; healthy|pcrhealthy, cocci|pcrcocci, ncd|pcrncd, salmo|pcrsalmo) habilitan la evaluación</w:t>
+          <w:p>
+            <w:r>
+              <w:t>Modo batch: directorio o ZIP de imágenes; subcarpetas con nombre de clase (healthy/sick; healthy|pcrhealthy, cocci|pcrcocci, ncd|pcrncd, salmo|pcrsalmo) habilitan la evaluación</w:t>
             </w:r>
           </w:p>
         </w:tc>
@@ -1388,9 +1311,9 @@
               <w:right w:w="120" w:type="dxa"/>
             </w:tcMar>
           </w:tcPr>
-          <w:p ns2:paraId="29F6ACFB" ns2:textId="77777777">
-            <w:r>
-              <w:t xml:space="preserve">Sí (batch)</w:t>
+          <w:p>
+            <w:r>
+              <w:t>Sí (batch)</w:t>
             </w:r>
           </w:p>
         </w:tc>
@@ -1411,14 +1334,14 @@
               <w:right w:w="120" w:type="dxa"/>
             </w:tcMar>
           </w:tcPr>
-          <w:p ns2:paraId="7756D559" ns2:textId="77777777">
-            <w:r>
-              <w:t xml:space="preserve">-</w:t>
+          <w:p>
+            <w:r>
+              <w:t>-</w:t>
             </w:r>
           </w:p>
         </w:tc>
       </w:tr>
-      <w:tr ns2:paraId="5943B210" ns2:textId="77777777">
+      <w:tr>
         <w:tc>
           <w:tcPr>
             <w:tcW w:w="2167" w:type="dxa"/>
@@ -1436,9 +1359,9 @@
               <w:right w:w="120" w:type="dxa"/>
             </w:tcMar>
           </w:tcPr>
-          <w:p ns2:paraId="274456BA" ns2:textId="77777777">
-            <w:r>
-              <w:t xml:space="preserve">mlflow_run_id</w:t>
+          <w:p>
+            <w:r>
+              <w:t>mlflow_run_id</w:t>
             </w:r>
           </w:p>
         </w:tc>
@@ -1459,9 +1382,9 @@
               <w:right w:w="120" w:type="dxa"/>
             </w:tcMar>
           </w:tcPr>
-          <w:p ns2:paraId="03BFE475" ns2:textId="77777777">
-            <w:r>
-              <w:t xml:space="preserve">string</w:t>
+          <w:p>
+            <w:r>
+              <w:t>string</w:t>
             </w:r>
           </w:p>
         </w:tc>
@@ -1482,9 +1405,9 @@
               <w:right w:w="120" w:type="dxa"/>
             </w:tcMar>
           </w:tcPr>
-          <w:p ns2:paraId="73AC0988" ns2:textId="77777777">
-            <w:r>
-              <w:t xml:space="preserve">Run con un ensemble reentrenado por /train. Si no contiene un ensemble cargable de esa modalidad → 422 (nunca se usa el base en su lugar)</w:t>
+          <w:p>
+            <w:r>
+              <w:t>Run con un ensemble reentrenado por /train. Si no contiene un ensemble cargable de esa modalidad → 422 (nunca se usa el base en su lugar)</w:t>
             </w:r>
           </w:p>
         </w:tc>
@@ -1505,9 +1428,9 @@
               <w:right w:w="120" w:type="dxa"/>
             </w:tcMar>
           </w:tcPr>
-          <w:p ns2:paraId="29F6ACFB" ns2:textId="77777777">
-            <w:r>
-              <w:t xml:space="preserve">No</w:t>
+          <w:p>
+            <w:r>
+              <w:t>No</w:t>
             </w:r>
           </w:p>
         </w:tc>
@@ -1528,20 +1451,20 @@
               <w:right w:w="120" w:type="dxa"/>
             </w:tcMar>
           </w:tcPr>
-          <w:p ns2:paraId="7756D559" ns2:textId="77777777">
-            <w:r>
-              <w:t xml:space="preserve">"" (modelo base)</w:t>
+          <w:p>
+            <w:r>
+              <w:t>"" (modelo base)</w:t>
             </w:r>
           </w:p>
         </w:tc>
       </w:tr>
     </w:tbl>
-    <w:p ns2:paraId="2301E228" ns2:textId="43111ADC">
+    <w:p>
       <w:pPr>
-        <w:pStyle w:val="Descripcin"/>
+        <w:pStyle w:val="Caption"/>
         <w:jc w:val="center"/>
       </w:pPr>
-      <w:bookmarkStart w:id="9" w:name="_Toc233977641"/>
+      <w:bookmarkStart w:id="4" w:name="_Toc233977641"/>
       <w:r>
         <w:t xml:space="preserve">Tabla </w:t>
       </w:r>
@@ -1556,18 +1479,19 @@
       <w:r>
         <w:t xml:space="preserve"> Campos de entrada (inputs)</w:t>
       </w:r>
-      <w:bookmarkEnd w:id="9"/>
+      <w:bookmarkEnd w:id="4"/>
     </w:p>
-    <w:p ns2:paraId="1A4DD035" ns2:textId="77777777">
+    <w:p>
       <w:pPr>
-        <w:pStyle w:val="Ttulo1"/>
+        <w:pStyle w:val="Heading1"/>
         <w:jc w:val="left"/>
       </w:pPr>
-      <w:bookmarkStart w:id="10" w:name="_Toc233977725"/>
+      <w:bookmarkStart w:id="5" w:name="_Toc233977725"/>
       <w:r>
+        <w:lastRenderedPageBreak/>
         <w:t>3. Campos de salida (outputs)</w:t>
       </w:r>
-      <w:bookmarkEnd w:id="10"/>
+      <w:bookmarkEnd w:id="5"/>
     </w:p>
     <w:tbl>
       <w:tblPr>
@@ -1591,7 +1515,7 @@
         <w:gridCol w:w="1760"/>
         <w:gridCol w:w="1800"/>
       </w:tblGrid>
-      <w:tr ns2:paraId="74C19D16" ns2:textId="77777777">
+      <w:tr>
         <w:trPr>
           <w:tblHeader/>
         </w:trPr>
@@ -1612,7 +1536,7 @@
               <w:right w:w="120" w:type="dxa"/>
             </w:tcMar>
           </w:tcPr>
-          <w:p ns2:paraId="36393328" ns2:textId="77777777">
+          <w:p>
             <w:r>
               <w:rPr>
                 <w:b/>
@@ -1642,7 +1566,7 @@
               <w:right w:w="120" w:type="dxa"/>
             </w:tcMar>
           </w:tcPr>
-          <w:p ns2:paraId="4B6C5E52" ns2:textId="77777777">
+          <w:p>
             <w:r>
               <w:rPr>
                 <w:b/>
@@ -1672,7 +1596,7 @@
               <w:right w:w="120" w:type="dxa"/>
             </w:tcMar>
           </w:tcPr>
-          <w:p ns2:paraId="176B52FF" ns2:textId="77777777">
+          <w:p>
             <w:r>
               <w:rPr>
                 <w:b/>
@@ -1702,7 +1626,7 @@
               <w:right w:w="120" w:type="dxa"/>
             </w:tcMar>
           </w:tcPr>
-          <w:p ns2:paraId="0B5BC6FF" ns2:textId="77777777">
+          <w:p>
             <w:r>
               <w:rPr>
                 <w:b/>
@@ -1732,7 +1656,7 @@
               <w:right w:w="120" w:type="dxa"/>
             </w:tcMar>
           </w:tcPr>
-          <w:p ns2:paraId="5AEDED9E" ns2:textId="77777777">
+          <w:p>
             <w:r>
               <w:rPr>
                 <w:b/>
@@ -1746,7 +1670,7 @@
           </w:p>
         </w:tc>
       </w:tr>
-      <w:tr ns2:paraId="4B6C9425" ns2:textId="77777777">
+      <w:tr>
         <w:tc>
           <w:tcPr>
             <w:tcW w:w="2200" w:type="dxa"/>
@@ -1764,9 +1688,9 @@
               <w:right w:w="120" w:type="dxa"/>
             </w:tcMar>
           </w:tcPr>
-          <w:p ns2:paraId="4132C6A4" ns2:textId="77777777">
-            <w:r>
-              <w:t xml:space="preserve">prediction</w:t>
+          <w:p>
+            <w:r>
+              <w:t>prediction</w:t>
             </w:r>
           </w:p>
         </w:tc>
@@ -1787,9 +1711,9 @@
               <w:right w:w="120" w:type="dxa"/>
             </w:tcMar>
           </w:tcPr>
-          <w:p ns2:paraId="53FB4F47" ns2:textId="77777777">
-            <w:r>
-              <w:t xml:space="preserve">string</w:t>
+          <w:p>
+            <w:r>
+              <w:t>string</w:t>
             </w:r>
           </w:p>
         </w:tc>
@@ -1810,9 +1734,9 @@
               <w:right w:w="120" w:type="dxa"/>
             </w:tcMar>
           </w:tcPr>
-          <w:p ns2:paraId="6B1D3E7E" ns2:textId="77777777">
-            <w:r>
-              <w:t xml:space="preserve">Clase del ensemble por votación por mayoría de los 3 modelos base</w:t>
+          <w:p>
+            <w:r>
+              <w:t>Clase del ensemble por votación por mayoría de los 3 modelos base</w:t>
             </w:r>
           </w:p>
         </w:tc>
@@ -1833,9 +1757,17 @@
               <w:right w:w="120" w:type="dxa"/>
             </w:tcMar>
           </w:tcPr>
-          <w:p ns2:paraId="5BF35099" ns2:textId="77777777">
-            <w:r>
-              <w:t xml:space="preserve">thermal: healthy | sick; rgb: healthy | cocci | ncd | salmo</w:t>
+          <w:p>
+            <w:pPr>
+              <w:rPr>
+                <w:lang w:val="en-US"/>
+              </w:rPr>
+            </w:pPr>
+            <w:r>
+              <w:rPr>
+                <w:lang w:val="en-US"/>
+              </w:rPr>
+              <w:t>thermal: healthy | sick; rgb: healthy | cocci | ncd | salmo</w:t>
             </w:r>
           </w:p>
         </w:tc>
@@ -1856,14 +1788,14 @@
               <w:right w:w="120" w:type="dxa"/>
             </w:tcMar>
           </w:tcPr>
-          <w:p ns2:paraId="2067DBEB" ns2:textId="77777777">
-            <w:r>
-              <w:t xml:space="preserve">En empate a tres (solo rgb) gana el voto de VGG19-BN, igual que el código original</w:t>
+          <w:p>
+            <w:r>
+              <w:t>En empate a tres (solo rgb) gana el voto de VGG19-BN, igual que el código original</w:t>
             </w:r>
           </w:p>
         </w:tc>
       </w:tr>
-      <w:tr ns2:paraId="4B6C9425" ns2:textId="77777777">
+      <w:tr>
         <w:tc>
           <w:tcPr>
             <w:tcW w:w="2200" w:type="dxa"/>
@@ -1881,9 +1813,9 @@
               <w:right w:w="120" w:type="dxa"/>
             </w:tcMar>
           </w:tcPr>
-          <w:p ns2:paraId="4132C6A4" ns2:textId="77777777">
-            <w:r>
-              <w:t xml:space="preserve">predicted_class_index</w:t>
+          <w:p>
+            <w:r>
+              <w:t>predicted_class_index</w:t>
             </w:r>
           </w:p>
         </w:tc>
@@ -1904,9 +1836,9 @@
               <w:right w:w="120" w:type="dxa"/>
             </w:tcMar>
           </w:tcPr>
-          <w:p ns2:paraId="53FB4F47" ns2:textId="77777777">
-            <w:r>
-              <w:t xml:space="preserve">int</w:t>
+          <w:p>
+            <w:r>
+              <w:t>int</w:t>
             </w:r>
           </w:p>
         </w:tc>
@@ -1927,9 +1859,9 @@
               <w:right w:w="120" w:type="dxa"/>
             </w:tcMar>
           </w:tcPr>
-          <w:p ns2:paraId="6B1D3E7E" ns2:textId="77777777">
-            <w:r>
-              <w:t xml:space="preserve">Índice de la clase predicha</w:t>
+          <w:p>
+            <w:r>
+              <w:t>Índice de la clase predicha</w:t>
             </w:r>
           </w:p>
         </w:tc>
@@ -1950,9 +1882,9 @@
               <w:right w:w="120" w:type="dxa"/>
             </w:tcMar>
           </w:tcPr>
-          <w:p ns2:paraId="5BF35099" ns2:textId="77777777">
-            <w:r>
-              <w:t xml:space="preserve">thermal 0-1; rgb 0-3</w:t>
+          <w:p>
+            <w:r>
+              <w:t>thermal 0-1; rgb 0-3</w:t>
             </w:r>
           </w:p>
         </w:tc>
@@ -1973,14 +1905,22 @@
               <w:right w:w="120" w:type="dxa"/>
             </w:tcMar>
           </w:tcPr>
-          <w:p ns2:paraId="2067DBEB" ns2:textId="77777777">
-            <w:r>
-              <w:t xml:space="preserve">Orden de config.yaml: thermal 0=healthy 1=sick; rgb 0=healthy 1=cocci 2=ncd 3=salmo</w:t>
+          <w:p>
+            <w:pPr>
+              <w:rPr>
+                <w:lang w:val="en-US"/>
+              </w:rPr>
+            </w:pPr>
+            <w:r>
+              <w:rPr>
+                <w:lang w:val="en-US"/>
+              </w:rPr>
+              <w:t>Orden de config.yaml: thermal 0=healthy 1=sick; rgb 0=healthy 1=cocci 2=ncd 3=salmo</w:t>
             </w:r>
           </w:p>
         </w:tc>
       </w:tr>
-      <w:tr ns2:paraId="4B6C9425" ns2:textId="77777777">
+      <w:tr>
         <w:tc>
           <w:tcPr>
             <w:tcW w:w="2200" w:type="dxa"/>
@@ -1998,9 +1938,9 @@
               <w:right w:w="120" w:type="dxa"/>
             </w:tcMar>
           </w:tcPr>
-          <w:p ns2:paraId="4132C6A4" ns2:textId="77777777">
-            <w:r>
-              <w:t xml:space="preserve">confidence</w:t>
+          <w:p>
+            <w:r>
+              <w:t>confidence</w:t>
             </w:r>
           </w:p>
         </w:tc>
@@ -2021,9 +1961,9 @@
               <w:right w:w="120" w:type="dxa"/>
             </w:tcMar>
           </w:tcPr>
-          <w:p ns2:paraId="53FB4F47" ns2:textId="77777777">
-            <w:r>
-              <w:t xml:space="preserve">float</w:t>
+          <w:p>
+            <w:r>
+              <w:t>float</w:t>
             </w:r>
           </w:p>
         </w:tc>
@@ -2044,9 +1984,9 @@
               <w:right w:w="120" w:type="dxa"/>
             </w:tcMar>
           </w:tcPr>
-          <w:p ns2:paraId="6B1D3E7E" ns2:textId="77777777">
-            <w:r>
-              <w:t xml:space="preserve">Fracción de modelos base que votan la clase predicha</w:t>
+          <w:p>
+            <w:r>
+              <w:t>Fracción de modelos base que votan la clase predicha</w:t>
             </w:r>
           </w:p>
         </w:tc>
@@ -2067,9 +2007,9 @@
               <w:right w:w="120" w:type="dxa"/>
             </w:tcMar>
           </w:tcPr>
-          <w:p ns2:paraId="5BF35099" ns2:textId="77777777">
-            <w:r>
-              <w:t xml:space="preserve">1/3, 2/3 o 1</w:t>
+          <w:p>
+            <w:r>
+              <w:t>1/3, 2/3 o 1</w:t>
             </w:r>
           </w:p>
         </w:tc>
@@ -2090,14 +2030,14 @@
               <w:right w:w="120" w:type="dxa"/>
             </w:tcMar>
           </w:tcPr>
-          <w:p ns2:paraId="2067DBEB" ns2:textId="77777777">
-            <w:r>
-              <w:t xml:space="preserve">No es una probabilidad: 1 = unanimidad; 2/3 = un modelo discrepa; 1/3 = empate a tres</w:t>
+          <w:p>
+            <w:r>
+              <w:t>No es una probabilidad: 1 = unanimidad; 2/3 = un modelo discrepa; 1/3 = empate a tres</w:t>
             </w:r>
           </w:p>
         </w:tc>
       </w:tr>
-      <w:tr ns2:paraId="4B6C9425" ns2:textId="77777777">
+      <w:tr>
         <w:tc>
           <w:tcPr>
             <w:tcW w:w="2200" w:type="dxa"/>
@@ -2115,9 +2055,9 @@
               <w:right w:w="120" w:type="dxa"/>
             </w:tcMar>
           </w:tcPr>
-          <w:p ns2:paraId="4132C6A4" ns2:textId="77777777">
-            <w:r>
-              <w:t xml:space="preserve">model_predictions</w:t>
+          <w:p>
+            <w:r>
+              <w:t>model_predictions</w:t>
             </w:r>
           </w:p>
         </w:tc>
@@ -2138,9 +2078,9 @@
               <w:right w:w="120" w:type="dxa"/>
             </w:tcMar>
           </w:tcPr>
-          <w:p ns2:paraId="53FB4F47" ns2:textId="77777777">
-            <w:r>
-              <w:t xml:space="preserve">dict[str, str]</w:t>
+          <w:p>
+            <w:r>
+              <w:t>dict[str, str]</w:t>
             </w:r>
           </w:p>
         </w:tc>
@@ -2161,9 +2101,9 @@
               <w:right w:w="120" w:type="dxa"/>
             </w:tcMar>
           </w:tcPr>
-          <w:p ns2:paraId="6B1D3E7E" ns2:textId="77777777">
-            <w:r>
-              <w:t xml:space="preserve">Clase votada por cada modelo base</w:t>
+          <w:p>
+            <w:r>
+              <w:t>Clase votada por cada modelo base</w:t>
             </w:r>
           </w:p>
         </w:tc>
@@ -2184,9 +2124,9 @@
               <w:right w:w="120" w:type="dxa"/>
             </w:tcMar>
           </w:tcPr>
-          <w:p ns2:paraId="5BF35099" ns2:textId="77777777">
-            <w:r>
-              <w:t xml:space="preserve">una entrada por modelo base</w:t>
+          <w:p>
+            <w:r>
+              <w:t>una entrada por modelo base</w:t>
             </w:r>
           </w:p>
         </w:tc>
@@ -2207,14 +2147,14 @@
               <w:right w:w="120" w:type="dxa"/>
             </w:tcMar>
           </w:tcPr>
-          <w:p ns2:paraId="2067DBEB" ns2:textId="77777777">
-            <w:r>
-              <w:t xml:space="preserve">Permite ver qué arquitectura discrepa</w:t>
+          <w:p>
+            <w:r>
+              <w:t>Permite ver qué arquitectura discrepa</w:t>
             </w:r>
           </w:p>
         </w:tc>
       </w:tr>
-      <w:tr ns2:paraId="4B6C9425" ns2:textId="77777777">
+      <w:tr>
         <w:tc>
           <w:tcPr>
             <w:tcW w:w="2200" w:type="dxa"/>
@@ -2232,9 +2172,9 @@
               <w:right w:w="120" w:type="dxa"/>
             </w:tcMar>
           </w:tcPr>
-          <w:p ns2:paraId="4132C6A4" ns2:textId="77777777">
-            <w:r>
-              <w:t xml:space="preserve">model_probabilities</w:t>
+          <w:p>
+            <w:r>
+              <w:t>model_probabilities</w:t>
             </w:r>
           </w:p>
         </w:tc>
@@ -2255,9 +2195,17 @@
               <w:right w:w="120" w:type="dxa"/>
             </w:tcMar>
           </w:tcPr>
-          <w:p ns2:paraId="53FB4F47" ns2:textId="77777777">
-            <w:r>
-              <w:t xml:space="preserve">dict[str, dict[str, float]]</w:t>
+          <w:p>
+            <w:pPr>
+              <w:rPr>
+                <w:lang w:val="en-US"/>
+              </w:rPr>
+            </w:pPr>
+            <w:r>
+              <w:rPr>
+                <w:lang w:val="en-US"/>
+              </w:rPr>
+              <w:t>dict[str, dict[str, float]]</w:t>
             </w:r>
           </w:p>
         </w:tc>
@@ -2278,9 +2226,9 @@
               <w:right w:w="120" w:type="dxa"/>
             </w:tcMar>
           </w:tcPr>
-          <w:p ns2:paraId="6B1D3E7E" ns2:textId="77777777">
-            <w:r>
-              <w:t xml:space="preserve">Softmax por clase de cada modelo base (informativo)</w:t>
+          <w:p>
+            <w:r>
+              <w:t>Softmax por clase de cada modelo base (informativo)</w:t>
             </w:r>
           </w:p>
         </w:tc>
@@ -2301,9 +2249,9 @@
               <w:right w:w="120" w:type="dxa"/>
             </w:tcMar>
           </w:tcPr>
-          <w:p ns2:paraId="5BF35099" ns2:textId="77777777">
-            <w:r>
-              <w:t xml:space="preserve">[0, 1], suman 1 por modelo</w:t>
+          <w:p>
+            <w:r>
+              <w:t>[0, 1], suman 1 por modelo</w:t>
             </w:r>
           </w:p>
         </w:tc>
@@ -2324,14 +2272,18 @@
               <w:right w:w="120" w:type="dxa"/>
             </w:tcMar>
           </w:tcPr>
-          <w:p ns2:paraId="2067DBEB" ns2:textId="77777777">
-            <w:r>
-              <w:t xml:space="preserve">Para monitorización: probabilidades concentradas en 0.4-0.6 de forma sostenida indican pérdida de discriminación o drift</w:t>
+          <w:p>
+            <w:r>
+              <w:t xml:space="preserve">Para monitorización: probabilidades concentradas en 0.4-0.6 de forma sostenida indican pérdida de </w:t>
+            </w:r>
+            <w:r>
+              <w:lastRenderedPageBreak/>
+              <w:t>discriminación o drift</w:t>
             </w:r>
           </w:p>
         </w:tc>
       </w:tr>
-      <w:tr ns2:paraId="4B6C9425" ns2:textId="77777777">
+      <w:tr>
         <w:tc>
           <w:tcPr>
             <w:tcW w:w="2200" w:type="dxa"/>
@@ -2349,9 +2301,9 @@
               <w:right w:w="120" w:type="dxa"/>
             </w:tcMar>
           </w:tcPr>
-          <w:p ns2:paraId="4132C6A4" ns2:textId="77777777">
-            <w:r>
-              <w:t xml:space="preserve">warnings</w:t>
+          <w:p>
+            <w:r>
+              <w:t>warnings</w:t>
             </w:r>
           </w:p>
         </w:tc>
@@ -2372,9 +2324,9 @@
               <w:right w:w="120" w:type="dxa"/>
             </w:tcMar>
           </w:tcPr>
-          <w:p ns2:paraId="53FB4F47" ns2:textId="77777777">
-            <w:r>
-              <w:t xml:space="preserve">list[str]</w:t>
+          <w:p>
+            <w:r>
+              <w:t>list[str]</w:t>
             </w:r>
           </w:p>
         </w:tc>
@@ -2395,9 +2347,9 @@
               <w:right w:w="120" w:type="dxa"/>
             </w:tcMar>
           </w:tcPr>
-          <w:p ns2:paraId="6B1D3E7E" ns2:textId="77777777">
-            <w:r>
-              <w:t xml:space="preserve">Avisos no bloqueantes sobre la entrada</w:t>
+          <w:p>
+            <w:r>
+              <w:t>Avisos no bloqueantes sobre la entrada</w:t>
             </w:r>
           </w:p>
         </w:tc>
@@ -2418,9 +2370,9 @@
               <w:right w:w="120" w:type="dxa"/>
             </w:tcMar>
           </w:tcPr>
-          <w:p ns2:paraId="5BF35099" ns2:textId="77777777">
-            <w:r>
-              <w:t xml:space="preserve">vacío o mensajes</w:t>
+          <w:p>
+            <w:r>
+              <w:t>vacío o mensajes</w:t>
             </w:r>
           </w:p>
         </w:tc>
@@ -2441,14 +2393,14 @@
               <w:right w:w="120" w:type="dxa"/>
             </w:tcMar>
           </w:tcPr>
-          <w:p ns2:paraId="2067DBEB" ns2:textId="77777777">
-            <w:r>
-              <w:t xml:space="preserve">p. ej. imagen térmica que no es 240x320: la predicción puede no ser fiable</w:t>
+          <w:p>
+            <w:r>
+              <w:t>p. ej. imagen térmica que no es 240x320: la predicción puede no ser fiable</w:t>
             </w:r>
           </w:p>
         </w:tc>
       </w:tr>
-      <w:tr ns2:paraId="4B6C9425" ns2:textId="77777777">
+      <w:tr>
         <w:tc>
           <w:tcPr>
             <w:tcW w:w="2200" w:type="dxa"/>
@@ -2466,9 +2418,9 @@
               <w:right w:w="120" w:type="dxa"/>
             </w:tcMar>
           </w:tcPr>
-          <w:p ns2:paraId="4132C6A4" ns2:textId="77777777">
-            <w:r>
-              <w:t xml:space="preserve">evaluated_metrics (batch)</w:t>
+          <w:p>
+            <w:r>
+              <w:t>evaluated_metrics (batch)</w:t>
             </w:r>
           </w:p>
         </w:tc>
@@ -2489,9 +2441,9 @@
               <w:right w:w="120" w:type="dxa"/>
             </w:tcMar>
           </w:tcPr>
-          <w:p ns2:paraId="53FB4F47" ns2:textId="77777777">
-            <w:r>
-              <w:t xml:space="preserve">dict</w:t>
+          <w:p>
+            <w:r>
+              <w:t>dict</w:t>
             </w:r>
           </w:p>
         </w:tc>
@@ -2512,9 +2464,9 @@
               <w:right w:w="120" w:type="dxa"/>
             </w:tcMar>
           </w:tcPr>
-          <w:p ns2:paraId="6B1D3E7E" ns2:textId="77777777">
-            <w:r>
-              <w:t xml:space="preserve">accuracy, precision/recall/f1 weighted y macro, y por clase, de cada modelo base y del ensemble</w:t>
+          <w:p>
+            <w:r>
+              <w:t>accuracy, precision/recall/f1 weighted y macro, y por clase, de cada modelo base y del ensemble</w:t>
             </w:r>
           </w:p>
         </w:tc>
@@ -2535,9 +2487,9 @@
               <w:right w:w="120" w:type="dxa"/>
             </w:tcMar>
           </w:tcPr>
-          <w:p ns2:paraId="5BF35099" ns2:textId="77777777">
-            <w:r>
-              <w:t xml:space="preserve">[0, 1]</w:t>
+          <w:p>
+            <w:r>
+              <w:t>[0, 1]</w:t>
             </w:r>
           </w:p>
         </w:tc>
@@ -2558,20 +2510,20 @@
               <w:right w:w="120" w:type="dxa"/>
             </w:tcMar>
           </w:tcPr>
-          <w:p ns2:paraId="2067DBEB" ns2:textId="77777777">
-            <w:r>
-              <w:t xml:space="preserve">Solo si todas las imágenes del lote traen su clase real por subcarpeta; mismo cálculo que predictor.py del original</w:t>
+          <w:p>
+            <w:r>
+              <w:t>Solo si todas las imágenes del lote traen su clase real por subcarpeta; mismo cálculo que predictor.py del original</w:t>
             </w:r>
           </w:p>
         </w:tc>
       </w:tr>
     </w:tbl>
-    <w:p ns2:paraId="3CB96C1C" ns2:textId="58E5926D">
+    <w:p>
       <w:pPr>
-        <w:pStyle w:val="Descripcin"/>
+        <w:pStyle w:val="Caption"/>
         <w:jc w:val="center"/>
       </w:pPr>
-      <w:bookmarkStart w:id="11" w:name="_Toc233977642"/>
+      <w:bookmarkStart w:id="6" w:name="_Toc233977642"/>
       <w:r>
         <w:t xml:space="preserve">Tabla </w:t>
       </w:r>
@@ -2586,18 +2538,18 @@
       <w:r>
         <w:t xml:space="preserve"> Campos de salida (outputs)</w:t>
       </w:r>
-      <w:bookmarkEnd w:id="11"/>
+      <w:bookmarkEnd w:id="6"/>
     </w:p>
-    <w:p ns2:paraId="30754C35" ns2:textId="77777777">
+    <w:p>
       <w:pPr>
-        <w:pStyle w:val="Ttulo1"/>
+        <w:pStyle w:val="Heading1"/>
         <w:jc w:val="left"/>
       </w:pPr>
-      <w:bookmarkStart w:id="12" w:name="_Toc233977726"/>
+      <w:bookmarkStart w:id="7" w:name="_Toc233977726"/>
       <w:r>
         <w:t>4. Métricas de evaluación</w:t>
       </w:r>
-      <w:bookmarkEnd w:id="12"/>
+      <w:bookmarkEnd w:id="7"/>
     </w:p>
     <w:tbl>
       <w:tblPr>
@@ -2619,7 +2571,7 @@
         <w:gridCol w:w="2340"/>
         <w:gridCol w:w="2340"/>
       </w:tblGrid>
-      <w:tr ns2:paraId="663A768A" ns2:textId="77777777">
+      <w:tr>
         <w:trPr>
           <w:tblHeader/>
         </w:trPr>
@@ -2640,7 +2592,7 @@
               <w:right w:w="120" w:type="dxa"/>
             </w:tcMar>
           </w:tcPr>
-          <w:p ns2:paraId="1EF96586" ns2:textId="77777777">
+          <w:p>
             <w:r>
               <w:rPr>
                 <w:b/>
@@ -2670,7 +2622,7 @@
               <w:right w:w="120" w:type="dxa"/>
             </w:tcMar>
           </w:tcPr>
-          <w:p ns2:paraId="60B8781B" ns2:textId="77777777">
+          <w:p>
             <w:r>
               <w:rPr>
                 <w:b/>
@@ -2700,7 +2652,7 @@
               <w:right w:w="120" w:type="dxa"/>
             </w:tcMar>
           </w:tcPr>
-          <w:p ns2:paraId="1FE48704" ns2:textId="77777777">
+          <w:p>
             <w:r>
               <w:rPr>
                 <w:b/>
@@ -2730,7 +2682,7 @@
               <w:right w:w="120" w:type="dxa"/>
             </w:tcMar>
           </w:tcPr>
-          <w:p ns2:paraId="1D1C6AD0" ns2:textId="77777777">
+          <w:p>
             <w:r>
               <w:rPr>
                 <w:b/>
@@ -2744,7 +2696,7 @@
           </w:p>
         </w:tc>
       </w:tr>
-      <w:tr ns2:paraId="66471EDA" ns2:textId="77777777">
+      <w:tr>
         <w:tc>
           <w:tcPr>
             <w:tcW w:w="2340" w:type="dxa"/>
@@ -2762,9 +2714,17 @@
               <w:right w:w="120" w:type="dxa"/>
             </w:tcMar>
           </w:tcPr>
-          <w:p ns2:paraId="631A7871" ns2:textId="77777777">
-            <w:r>
-              <w:t xml:space="preserve">Accuracy ensemble thermal (test, n=40)</w:t>
+          <w:p>
+            <w:pPr>
+              <w:rPr>
+                <w:lang w:val="en-US"/>
+              </w:rPr>
+            </w:pPr>
+            <w:r>
+              <w:rPr>
+                <w:lang w:val="en-US"/>
+              </w:rPr>
+              <w:t>Accuracy ensemble thermal (test, n=40)</w:t>
             </w:r>
           </w:p>
         </w:tc>
@@ -2785,9 +2745,9 @@
               <w:right w:w="120" w:type="dxa"/>
             </w:tcMar>
           </w:tcPr>
-          <w:p ns2:paraId="098B665D" ns2:textId="77777777">
-            <w:r>
-              <w:t xml:space="preserve">0.8000</w:t>
+          <w:p>
+            <w:r>
+              <w:t>0.8000</w:t>
             </w:r>
           </w:p>
         </w:tc>
@@ -2808,9 +2768,9 @@
               <w:right w:w="120" w:type="dxa"/>
             </w:tcMar>
           </w:tcPr>
-          <w:p ns2:paraId="43E2B30F" ns2:textId="77777777">
-            <w:r>
-              <w:t xml:space="preserve">Declarada por el equipo de IA (memoria Tabla 4). Por modelo: DenseNet-121 0.6750, EfficientNetV2-S 0.6750, ResNet-50 0.7750</w:t>
+          <w:p>
+            <w:r>
+              <w:t>Declarada por el equipo de IA (memoria Tabla 4). Por modelo: DenseNet-121 0.6750, EfficientNetV2-S 0.6750, ResNet-50 0.7750</w:t>
             </w:r>
           </w:p>
         </w:tc>
@@ -2831,14 +2791,14 @@
               <w:right w:w="120" w:type="dxa"/>
             </w:tcMar>
           </w:tcPr>
-          <w:p ns2:paraId="6AFC25E8" ns2:textId="77777777">
-            <w:r>
-              <w:t xml:space="preserve">8 de cada 10 aves clasificadas correctamente; el ensemble supera en 2.5 pp al mejor modelo individual. Objetivo &gt; 0.7 cumplido</w:t>
+          <w:p>
+            <w:r>
+              <w:t>8 de cada 10 aves clasificadas correctamente; el ensemble supera en 2.5 pp al mejor modelo individual. Objetivo &gt; 0.7 cumplido</w:t>
             </w:r>
           </w:p>
         </w:tc>
       </w:tr>
-      <w:tr ns2:paraId="66471EDA" ns2:textId="77777777">
+      <w:tr>
         <w:tc>
           <w:tcPr>
             <w:tcW w:w="2340" w:type="dxa"/>
@@ -2856,9 +2816,9 @@
               <w:right w:w="120" w:type="dxa"/>
             </w:tcMar>
           </w:tcPr>
-          <w:p ns2:paraId="631A7871" ns2:textId="77777777">
-            <w:r>
-              <w:t xml:space="preserve">Recall thermal por clase (test)</w:t>
+          <w:p>
+            <w:r>
+              <w:t>Recall thermal por clase (test)</w:t>
             </w:r>
           </w:p>
         </w:tc>
@@ -2879,9 +2839,13 @@
               <w:right w:w="120" w:type="dxa"/>
             </w:tcMar>
           </w:tcPr>
-          <w:p ns2:paraId="098B665D" ns2:textId="77777777">
-            <w:r>
-              <w:t xml:space="preserve">sick 0.8846 · healthy 0.6429 · weighted 0.8000 · macro 0.7637</w:t>
+          <w:p>
+            <w:r>
+              <w:t xml:space="preserve">sick 0.8846 · healthy 0.6429 · weighted </w:t>
+            </w:r>
+            <w:r>
+              <w:lastRenderedPageBreak/>
+              <w:t>0.8000 · macro 0.7637</w:t>
             </w:r>
           </w:p>
         </w:tc>
@@ -2902,9 +2866,14 @@
               <w:right w:w="120" w:type="dxa"/>
             </w:tcMar>
           </w:tcPr>
-          <w:p ns2:paraId="43E2B30F" ns2:textId="77777777">
-            <w:r>
-              <w:t xml:space="preserve">La memoria reporta 0.8000 (weighted, igual a la accuracy en binario); desglose de data/thermal/predictions/thermal_per_class_metrics.csv</w:t>
+          <w:p>
+            <w:r>
+              <w:lastRenderedPageBreak/>
+              <w:t xml:space="preserve">La memoria reporta 0.8000 (weighted, igual a la accuracy </w:t>
+            </w:r>
+            <w:r>
+              <w:lastRenderedPageBreak/>
+              <w:t>en binario); desglose de data/thermal/predictions/thermal_per_class_metrics.csv</w:t>
             </w:r>
           </w:p>
         </w:tc>
@@ -2925,14 +2894,19 @@
               <w:right w:w="120" w:type="dxa"/>
             </w:tcMar>
           </w:tcPr>
-          <w:p ns2:paraId="6AFC25E8" ns2:textId="77777777">
-            <w:r>
-              <w:t xml:space="preserve">Detecta ~88 % de las aves enfermas; el objetivo 'Recall &gt; 0.65' se cumple en sick y weighted, no en healthy (0.64)</w:t>
+          <w:p>
+            <w:r>
+              <w:lastRenderedPageBreak/>
+              <w:t xml:space="preserve">Detecta ~88 % de las aves enfermas; el objetivo 'Recall &gt; </w:t>
+            </w:r>
+            <w:r>
+              <w:lastRenderedPageBreak/>
+              <w:t>0.65' se cumple en sick y weighted, no en healthy (0.64)</w:t>
             </w:r>
           </w:p>
         </w:tc>
       </w:tr>
-      <w:tr ns2:paraId="66471EDA" ns2:textId="77777777">
+      <w:tr>
         <w:tc>
           <w:tcPr>
             <w:tcW w:w="2340" w:type="dxa"/>
@@ -2950,9 +2924,17 @@
               <w:right w:w="120" w:type="dxa"/>
             </w:tcMar>
           </w:tcPr>
-          <w:p ns2:paraId="631A7871" ns2:textId="77777777">
-            <w:r>
-              <w:t xml:space="preserve">Accuracy / F1 weighted ensemble rgb (test, n=192)</w:t>
+          <w:p>
+            <w:pPr>
+              <w:rPr>
+                <w:lang w:val="en-US"/>
+              </w:rPr>
+            </w:pPr>
+            <w:r>
+              <w:rPr>
+                <w:lang w:val="en-US"/>
+              </w:rPr>
+              <w:t>Accuracy / F1 weighted ensemble rgb (test, n=192)</w:t>
             </w:r>
           </w:p>
         </w:tc>
@@ -2973,9 +2955,9 @@
               <w:right w:w="120" w:type="dxa"/>
             </w:tcMar>
           </w:tcPr>
-          <w:p ns2:paraId="098B665D" ns2:textId="77777777">
-            <w:r>
-              <w:t xml:space="preserve">0.8490 / 0.8484</w:t>
+          <w:p>
+            <w:r>
+              <w:t>0.8490 / 0.8484</w:t>
             </w:r>
           </w:p>
         </w:tc>
@@ -2996,9 +2978,9 @@
               <w:right w:w="120" w:type="dxa"/>
             </w:tcMar>
           </w:tcPr>
-          <w:p ns2:paraId="43E2B30F" ns2:textId="77777777">
-            <w:r>
-              <w:t xml:space="preserve">Declaradas por el equipo de IA (memoria Tabla 5). Por modelo: VGG19-BN 0.8490, EfficientNet-B7 0.8125, MobileNetV3-L 0.8490</w:t>
+          <w:p>
+            <w:r>
+              <w:t>Declaradas por el equipo de IA (memoria Tabla 5). Por modelo: VGG19-BN 0.8490, EfficientNet-B7 0.8125, MobileNetV3-L 0.8490</w:t>
             </w:r>
           </w:p>
         </w:tc>
@@ -3019,14 +3001,14 @@
               <w:right w:w="120" w:type="dxa"/>
             </w:tcMar>
           </w:tcPr>
-          <w:p ns2:paraId="6AFC25E8" ns2:textId="77777777">
-            <w:r>
-              <w:t xml:space="preserve">Objetivos &gt; 0.8 cumplidos; el ensemble iguala al mejor modelo individual</w:t>
+          <w:p>
+            <w:r>
+              <w:t>Objetivos &gt; 0.8 cumplidos; el ensemble iguala al mejor modelo individual</w:t>
             </w:r>
           </w:p>
         </w:tc>
       </w:tr>
-      <w:tr ns2:paraId="66471EDA" ns2:textId="77777777">
+      <w:tr>
         <w:tc>
           <w:tcPr>
             <w:tcW w:w="2340" w:type="dxa"/>
@@ -3044,9 +3026,9 @@
               <w:right w:w="120" w:type="dxa"/>
             </w:tcMar>
           </w:tcPr>
-          <w:p ns2:paraId="631A7871" ns2:textId="77777777">
-            <w:r>
-              <w:t xml:space="preserve">F1 por clase ensemble rgb (test)</w:t>
+          <w:p>
+            <w:r>
+              <w:t>F1 por clase ensemble rgb (test)</w:t>
             </w:r>
           </w:p>
         </w:tc>
@@ -3067,9 +3049,9 @@
               <w:right w:w="120" w:type="dxa"/>
             </w:tcMar>
           </w:tcPr>
-          <w:p ns2:paraId="098B665D" ns2:textId="77777777">
-            <w:r>
-              <w:t xml:space="preserve">healthy 0.7358 · cocci 0.8704 · ncd 0.9667 · salmo 0.8727</w:t>
+          <w:p>
+            <w:r>
+              <w:t>healthy 0.7358 · cocci 0.8704 · ncd 0.9667 · salmo 0.8727</w:t>
             </w:r>
           </w:p>
         </w:tc>
@@ -3090,9 +3072,9 @@
               <w:right w:w="120" w:type="dxa"/>
             </w:tcMar>
           </w:tcPr>
-          <w:p ns2:paraId="43E2B30F" ns2:textId="77777777">
-            <w:r>
-              <w:t xml:space="preserve">Memoria Tabla 6; recall de Newcastle (ncd) = 1.0000 sobre 29 imágenes</w:t>
+          <w:p>
+            <w:r>
+              <w:t>Memoria Tabla 6; recall de Newcastle (ncd) = 1.0000 sobre 29 imágenes</w:t>
             </w:r>
           </w:p>
         </w:tc>
@@ -3113,14 +3095,14 @@
               <w:right w:w="120" w:type="dxa"/>
             </w:tcMar>
           </w:tcPr>
-          <w:p ns2:paraId="6AFC25E8" ns2:textId="77777777">
-            <w:r>
-              <w:t xml:space="preserve">La clase sana es la más confundida; la memoria fija recall ncd &lt; 0.85 como umbral crítico de reentrenamiento</w:t>
+          <w:p>
+            <w:r>
+              <w:t>La clase sana es la más confundida; la memoria fija recall ncd &lt; 0.85 como umbral crítico de reentrenamiento</w:t>
             </w:r>
           </w:p>
         </w:tc>
       </w:tr>
-      <w:tr ns2:paraId="66471EDA" ns2:textId="77777777">
+      <w:tr>
         <w:tc>
           <w:tcPr>
             <w:tcW w:w="2340" w:type="dxa"/>
@@ -3138,9 +3120,9 @@
               <w:right w:w="120" w:type="dxa"/>
             </w:tcMar>
           </w:tcPr>
-          <w:p ns2:paraId="631A7871" ns2:textId="77777777">
-            <w:r>
-              <w:t xml:space="preserve">Verificación post-integración (golden dataset)</w:t>
+          <w:p>
+            <w:r>
+              <w:t>Verificación post-integración (golden dataset)</w:t>
             </w:r>
           </w:p>
         </w:tc>
@@ -3161,9 +3143,9 @@
               <w:right w:w="120" w:type="dxa"/>
             </w:tcMar>
           </w:tcPr>
-          <w:p ns2:paraId="098B665D" ns2:textId="77777777">
-            <w:r>
-              <w:t xml:space="preserve">63/63 casos exactos (tolerancia 0 por voto)</w:t>
+          <w:p>
+            <w:r>
+              <w:t>63/63 casos exactos (tolerancia 0 por voto)</w:t>
             </w:r>
           </w:p>
         </w:tc>
@@ -3184,9 +3166,13 @@
               <w:right w:w="120" w:type="dxa"/>
             </w:tcMar>
           </w:tcPr>
-          <w:p ns2:paraId="43E2B30F" ns2:textId="77777777">
-            <w:r>
-              <w:t xml:space="preserve">40 imágenes thermal + 23 rgb del split de test real (regenerado con ensure_data_splits del equipo y comprobado contra sus CSV), llamando a /predict del servidor real: clase del ensemble y voto de los 3 modelos base idénticos a los registrados por el pipeline original — ver outputs/a06/verification_report.md</w:t>
+          <w:p>
+            <w:r>
+              <w:t xml:space="preserve">40 imágenes thermal + 23 rgb del split de test real (regenerado con ensure_data_splits del equipo y comprobado contra sus CSV), llamando a /predict del servidor real: clase del ensemble y voto de los 3 modelos base idénticos a los registrados por el </w:t>
+            </w:r>
+            <w:r>
+              <w:lastRenderedPageBreak/>
+              <w:t>pipeline original — ver outputs/a06/verification_report.md</w:t>
             </w:r>
           </w:p>
         </w:tc>
@@ -3207,14 +3193,15 @@
               <w:right w:w="120" w:type="dxa"/>
             </w:tcMar>
           </w:tcPr>
-          <w:p ns2:paraId="6AFC25E8" ns2:textId="77777777">
-            <w:r>
-              <w:t xml:space="preserve">El plugin reproduce la inferencia original sin desviación propia, incluido el criterio de desempate</w:t>
+          <w:p>
+            <w:r>
+              <w:lastRenderedPageBreak/>
+              <w:t>El plugin reproduce la inferencia original sin desviación propia, incluido el criterio de desempate</w:t>
             </w:r>
           </w:p>
         </w:tc>
       </w:tr>
-      <w:tr ns2:paraId="66471EDA" ns2:textId="77777777">
+      <w:tr>
         <w:tc>
           <w:tcPr>
             <w:tcW w:w="2340" w:type="dxa"/>
@@ -3232,9 +3219,9 @@
               <w:right w:w="120" w:type="dxa"/>
             </w:tcMar>
           </w:tcPr>
-          <w:p ns2:paraId="631A7871" ns2:textId="77777777">
-            <w:r>
-              <w:t xml:space="preserve">Verificación split de test completo (batch)</w:t>
+          <w:p>
+            <w:r>
+              <w:t>Verificación split de test completo (batch)</w:t>
             </w:r>
           </w:p>
         </w:tc>
@@ -3255,9 +3242,9 @@
               <w:right w:w="120" w:type="dxa"/>
             </w:tcMar>
           </w:tcPr>
-          <w:p ns2:paraId="098B665D" ns2:textId="77777777">
-            <w:r>
-              <w:t xml:space="preserve">232/232 imágenes, 0 diferencias de voto; Tablas 4, 5 y 6 reproducidas a 4 decimales</w:t>
+          <w:p>
+            <w:r>
+              <w:t>232/232 imágenes, 0 diferencias de voto; Tablas 4, 5 y 6 reproducidas a 4 decimales</w:t>
             </w:r>
           </w:p>
         </w:tc>
@@ -3278,9 +3265,9 @@
               <w:right w:w="120" w:type="dxa"/>
             </w:tcMar>
           </w:tcPr>
-          <w:p ns2:paraId="43E2B30F" ns2:textId="77777777">
-            <w:r>
-              <w:t xml:space="preserve">Resultado verificado tras integración (no declarado por el equipo): thermal 0.8000 y rgb 0.8490 de accuracy, idénticas a las declaradas</w:t>
+          <w:p>
+            <w:r>
+              <w:t>Resultado verificado tras integración (no declarado por el equipo): thermal 0.8000 y rgb 0.8490 de accuracy, idénticas a las declaradas</w:t>
             </w:r>
           </w:p>
         </w:tc>
@@ -3301,20 +3288,20 @@
               <w:right w:w="120" w:type="dxa"/>
             </w:tcMar>
           </w:tcPr>
-          <w:p ns2:paraId="6AFC25E8" ns2:textId="77777777">
-            <w:r>
-              <w:t xml:space="preserve">Las métricas declaradas por el equipo de IA quedan confirmadas con el plugin servido; quedan votos thermal y rgb con margen softmax &lt; 0.01, sensibles a cambios de versión de opencv/torch</w:t>
+          <w:p>
+            <w:r>
+              <w:t>Las métricas declaradas por el equipo de IA quedan confirmadas con el plugin servido; quedan votos thermal y rgb con margen softmax &lt; 0.01, sensibles a cambios de versión de opencv/torch</w:t>
             </w:r>
           </w:p>
         </w:tc>
       </w:tr>
     </w:tbl>
-    <w:p ns2:paraId="1A7F9A77" ns2:textId="4488DBEE">
+    <w:p>
       <w:pPr>
-        <w:pStyle w:val="Descripcin"/>
+        <w:pStyle w:val="Caption"/>
         <w:jc w:val="center"/>
       </w:pPr>
-      <w:bookmarkStart w:id="13" w:name="_Toc233977643"/>
+      <w:bookmarkStart w:id="8" w:name="_Toc233977643"/>
       <w:r>
         <w:t xml:space="preserve">Tabla </w:t>
       </w:r>
@@ -3329,19 +3316,18 @@
       <w:r>
         <w:t xml:space="preserve"> Métricas de evaluación</w:t>
       </w:r>
-      <w:bookmarkEnd w:id="13"/>
+      <w:bookmarkEnd w:id="8"/>
     </w:p>
-    <w:p ns2:paraId="2C5581FA" ns2:textId="77777777">
+    <w:p>
       <w:pPr>
-        <w:pStyle w:val="Ttulo1"/>
+        <w:pStyle w:val="Heading1"/>
         <w:jc w:val="left"/>
       </w:pPr>
-      <w:bookmarkStart w:id="14" w:name="_Toc233977727"/>
+      <w:bookmarkStart w:id="9" w:name="_Toc233977727"/>
       <w:r>
-        <w:lastRenderedPageBreak/>
         <w:t>5. Limitaciones conocidas</w:t>
       </w:r>
-      <w:bookmarkEnd w:id="14"/>
+      <w:bookmarkEnd w:id="9"/>
     </w:p>
     <w:tbl>
       <w:tblPr>
@@ -3362,7 +3348,7 @@
         <w:gridCol w:w="3120"/>
         <w:gridCol w:w="6240"/>
       </w:tblGrid>
-      <w:tr ns2:paraId="5ACF6CCD" ns2:textId="77777777">
+      <w:tr>
         <w:trPr>
           <w:tblHeader/>
         </w:trPr>
@@ -3383,7 +3369,7 @@
               <w:right w:w="120" w:type="dxa"/>
             </w:tcMar>
           </w:tcPr>
-          <w:p ns2:paraId="676816E1" ns2:textId="77777777">
+          <w:p>
             <w:r>
               <w:rPr>
                 <w:b/>
@@ -3413,7 +3399,7 @@
               <w:right w:w="120" w:type="dxa"/>
             </w:tcMar>
           </w:tcPr>
-          <w:p ns2:paraId="1F42A562" ns2:textId="77777777">
+          <w:p>
             <w:r>
               <w:rPr>
                 <w:b/>
@@ -3427,7 +3413,7 @@
           </w:p>
         </w:tc>
       </w:tr>
-      <w:tr ns2:paraId="221304F4" ns2:textId="77777777">
+      <w:tr>
         <w:tc>
           <w:tcPr>
             <w:tcW w:w="3120" w:type="dxa"/>
@@ -3445,9 +3431,9 @@
               <w:right w:w="120" w:type="dxa"/>
             </w:tcMar>
           </w:tcPr>
-          <w:p ns2:paraId="26419EF2" ns2:textId="77777777">
-            <w:r>
-              <w:t xml:space="preserve">Test sets pequeños</w:t>
+          <w:p>
+            <w:r>
+              <w:t>Test sets pequeños</w:t>
             </w:r>
           </w:p>
         </w:tc>
@@ -3468,14 +3454,14 @@
               <w:right w:w="120" w:type="dxa"/>
             </w:tcMar>
           </w:tcPr>
-          <w:p ns2:paraId="3E7B7A63" ns2:textId="77777777">
-            <w:r>
-              <w:t xml:space="preserve">thermal: 40 imágenes (14 sanas / 26 enfermas); cada imagen vale 2.5 pp de accuracy. Intervalos de confianza amplios.</w:t>
+          <w:p>
+            <w:r>
+              <w:t>thermal: 40 imágenes (14 sanas / 26 enfermas); cada imagen vale 2.5 pp de accuracy. Intervalos de confianza amplios.</w:t>
             </w:r>
           </w:p>
         </w:tc>
       </w:tr>
-      <w:tr ns2:paraId="221304F4" ns2:textId="77777777">
+      <w:tr>
         <w:tc>
           <w:tcPr>
             <w:tcW w:w="3120" w:type="dxa"/>
@@ -3493,9 +3479,9 @@
               <w:right w:w="120" w:type="dxa"/>
             </w:tcMar>
           </w:tcPr>
-          <w:p ns2:paraId="26419EF2" ns2:textId="77777777">
-            <w:r>
-              <w:t xml:space="preserve">Datos públicos de otro contexto</w:t>
+          <w:p>
+            <w:r>
+              <w:t>Datos públicos de otro contexto</w:t>
             </w:r>
           </w:p>
         </w:tc>
@@ -3516,14 +3502,14 @@
               <w:right w:w="120" w:type="dxa"/>
             </w:tcMar>
           </w:tcPr>
-          <w:p ns2:paraId="3E7B7A63" ns2:textId="77777777">
-            <w:r>
-              <w:t xml:space="preserve">thermal: 254 imágenes de broilers Cobb de una granja experimental en Egipto con una cámara UNI-T UTi165A; rgb: 1 255 imágenes de heces con etiqueta PCR (Zenodo). Sin datos de explotaciones de Castilla y León: requiere validación con datos reales antes de despliegue.</w:t>
+          <w:p>
+            <w:r>
+              <w:t>thermal: 254 imágenes de broilers Cobb de una granja experimental en Egipto con una cámara UNI-T UTi165A; rgb: 1 255 imágenes de heces con etiqueta PCR (Zenodo). Sin datos de explotaciones de Castilla y León: requiere validación con datos reales antes de despliegue.</w:t>
             </w:r>
           </w:p>
         </w:tc>
       </w:tr>
-      <w:tr ns2:paraId="221304F4" ns2:textId="77777777">
+      <w:tr>
         <w:tc>
           <w:tcPr>
             <w:tcW w:w="3120" w:type="dxa"/>
@@ -3541,9 +3527,9 @@
               <w:right w:w="120" w:type="dxa"/>
             </w:tcMar>
           </w:tcPr>
-          <w:p ns2:paraId="26419EF2" ns2:textId="77777777">
-            <w:r>
-              <w:t xml:space="preserve">Dependencia de la cámara térmica</w:t>
+          <w:p>
+            <w:r>
+              <w:t>Dependencia de la cámara térmica</w:t>
             </w:r>
           </w:p>
         </w:tc>
@@ -3564,14 +3550,14 @@
               <w:right w:w="120" w:type="dxa"/>
             </w:tcMar>
           </w:tcPr>
-          <w:p ns2:paraId="3E7B7A63" ns2:textId="77777777">
-            <w:r>
-              <w:t xml:space="preserve">El ensemble thermal se entrenó a la resolución nativa 240x320 con los metadatos de esa cámara incrustados; otra cámara, resolución o emisividad introduce un desplazamiento sistemático. Recalibrar/reentrenar con imágenes del equipo de destino.</w:t>
+          <w:p>
+            <w:r>
+              <w:t>El ensemble thermal se entrenó a la resolución nativa 240x320 con los metadatos de esa cámara incrustados; otra cámara, resolución o emisividad introduce un desplazamiento sistemático. Recalibrar/reentrenar con imágenes del equipo de destino.</w:t>
             </w:r>
           </w:p>
         </w:tc>
       </w:tr>
-      <w:tr ns2:paraId="221304F4" ns2:textId="77777777">
+      <w:tr>
         <w:tc>
           <w:tcPr>
             <w:tcW w:w="3120" w:type="dxa"/>
@@ -3589,9 +3575,10 @@
               <w:right w:w="120" w:type="dxa"/>
             </w:tcMar>
           </w:tcPr>
-          <w:p ns2:paraId="26419EF2" ns2:textId="77777777">
-            <w:r>
-              <w:t xml:space="preserve">Posible ruido de etiquetas</w:t>
+          <w:p>
+            <w:r>
+              <w:lastRenderedPageBreak/>
+              <w:t>Posible ruido de etiquetas</w:t>
             </w:r>
           </w:p>
         </w:tc>
@@ -3612,14 +3599,14 @@
               <w:right w:w="120" w:type="dxa"/>
             </w:tcMar>
           </w:tcPr>
-          <w:p ns2:paraId="3E7B7A63" ns2:textId="77777777">
-            <w:r>
-              <w:t xml:space="preserve">En el dataset térmico público hay imágenes con nombre 'infectado' (árabe) en la carpeta Healthy, una de ellas en test. No se ha corregido; pendiente de revisión por el equipo de IA.</w:t>
+          <w:p>
+            <w:r>
+              <w:t>En el dataset térmico público hay imágenes con nombre 'infectado' (árabe) en la carpeta Healthy, una de ellas en test. No se ha corregido; pendiente de revisión por el equipo de IA.</w:t>
             </w:r>
           </w:p>
         </w:tc>
       </w:tr>
-      <w:tr ns2:paraId="221304F4" ns2:textId="77777777">
+      <w:tr>
         <w:tc>
           <w:tcPr>
             <w:tcW w:w="3120" w:type="dxa"/>
@@ -3637,9 +3624,9 @@
               <w:right w:w="120" w:type="dxa"/>
             </w:tcMar>
           </w:tcPr>
-          <w:p ns2:paraId="26419EF2" ns2:textId="77777777">
-            <w:r>
-              <w:t xml:space="preserve">Etapa rgb requiere aislamiento</w:t>
+          <w:p>
+            <w:r>
+              <w:t>Etapa rgb requiere aislamiento</w:t>
             </w:r>
           </w:p>
         </w:tc>
@@ -3660,14 +3647,14 @@
               <w:right w:w="120" w:type="dxa"/>
             </w:tcMar>
           </w:tcPr>
-          <w:p ns2:paraId="3E7B7A63" ns2:textId="77777777">
-            <w:r>
-              <w:t xml:space="preserve">El diagnóstico por heces solo es válido si se puede asociar la muestra a un ave concreta, lo que exige aislarla. Newcastle y salmonelosis comparten signos en estadios iniciales.</w:t>
+          <w:p>
+            <w:r>
+              <w:t>El diagnóstico por heces solo es válido si se puede asociar la muestra a un ave concreta, lo que exige aislarla. Newcastle y salmonelosis comparten signos en estadios iniciales.</w:t>
             </w:r>
           </w:p>
         </w:tc>
       </w:tr>
-      <w:tr ns2:paraId="221304F4" ns2:textId="77777777">
+      <w:tr>
         <w:tc>
           <w:tcPr>
             <w:tcW w:w="3120" w:type="dxa"/>
@@ -3685,9 +3672,9 @@
               <w:right w:w="120" w:type="dxa"/>
             </w:tcMar>
           </w:tcPr>
-          <w:p ns2:paraId="26419EF2" ns2:textId="77777777">
-            <w:r>
-              <w:t xml:space="preserve">Reentrenamiento síncrono y largo</w:t>
+          <w:p>
+            <w:r>
+              <w:t>Reentrenamiento síncrono y largo</w:t>
             </w:r>
           </w:p>
         </w:tc>
@@ -3708,14 +3695,14 @@
               <w:right w:w="120" w:type="dxa"/>
             </w:tcMar>
           </w:tcPr>
-          <w:p ns2:paraId="3E7B7A63" ns2:textId="77777777">
-            <w:r>
-              <w:t xml:space="preserve">/train rgb completo dura ~2 h 45 min en GPU (memoria Tabla 3); thermal ~2 min en GPU (860 s medidos en CPU). Parte del checkpoint servido, no de ImageNet como el original, y no repite la búsqueda Optuna.</w:t>
+          <w:p>
+            <w:r>
+              <w:t>/train rgb completo dura ~2 h 45 min en GPU (memoria Tabla 3); thermal ~2 min en GPU (860 s medidos en CPU). Parte del checkpoint servido, no de ImageNet como el original, y no repite la búsqueda Optuna.</w:t>
             </w:r>
           </w:p>
         </w:tc>
       </w:tr>
-      <w:tr ns2:paraId="221304F4" ns2:textId="77777777">
+      <w:tr>
         <w:tc>
           <w:tcPr>
             <w:tcW w:w="3120" w:type="dxa"/>
@@ -3733,9 +3720,9 @@
               <w:right w:w="120" w:type="dxa"/>
             </w:tcMar>
           </w:tcPr>
-          <w:p ns2:paraId="26419EF2" ns2:textId="77777777">
-            <w:r>
-              <w:t xml:space="preserve">Sin explicabilidad en línea</w:t>
+          <w:p>
+            <w:r>
+              <w:t>Sin explicabilidad en línea</w:t>
             </w:r>
           </w:p>
         </w:tc>
@@ -3756,20 +3743,20 @@
               <w:right w:w="120" w:type="dxa"/>
             </w:tcMar>
           </w:tcPr>
-          <w:p ns2:paraId="3E7B7A63" ns2:textId="77777777">
-            <w:r>
-              <w:t xml:space="preserve">Grad-CAM y el análisis de atención sobre metadatos del entregable son fases offline y no se sirven por la API.</w:t>
+          <w:p>
+            <w:r>
+              <w:t>Grad-CAM y el análisis de atención sobre metadatos del entregable son fases offline y no se sirven por la API.</w:t>
             </w:r>
           </w:p>
         </w:tc>
       </w:tr>
     </w:tbl>
-    <w:p ns2:paraId="23E22C97" ns2:textId="02183EA3">
+    <w:p>
       <w:pPr>
-        <w:pStyle w:val="Descripcin"/>
+        <w:pStyle w:val="Caption"/>
         <w:jc w:val="center"/>
       </w:pPr>
-      <w:bookmarkStart w:id="15" w:name="_Toc233977644"/>
+      <w:bookmarkStart w:id="10" w:name="_Toc233977644"/>
       <w:r>
         <w:t xml:space="preserve">Tabla </w:t>
       </w:r>
@@ -3784,45 +3771,48 @@
       <w:r>
         <w:t xml:space="preserve"> Limitaciones conocidas</w:t>
       </w:r>
-      <w:bookmarkEnd w:id="15"/>
+      <w:bookmarkEnd w:id="10"/>
     </w:p>
-    <w:p ns2:paraId="36D55773" ns2:textId="77777777">
+    <w:p>
       <w:pPr>
-        <w:pStyle w:val="Ttulo1"/>
+        <w:pStyle w:val="Heading1"/>
         <w:jc w:val="left"/>
       </w:pPr>
-      <w:bookmarkStart w:id="16" w:name="_Toc233977728"/>
+      <w:bookmarkStart w:id="11" w:name="_Toc233977728"/>
       <w:r>
         <w:t>6. Observaciones técnicas</w:t>
       </w:r>
-      <w:bookmarkEnd w:id="16"/>
+      <w:bookmarkEnd w:id="11"/>
     </w:p>
-    <w:p ns2:paraId="3188B244" ns2:textId="77777777">
+    <w:p>
       <w:pPr>
         <w:jc w:val="both"/>
       </w:pPr>
       <w:r>
-        <w:t xml:space="preserve">Inferencia en CPU viable (x86-64, ≥ 4 vCPU, 8 GB RAM; recomendado 16 GB: los 6 modelos ocupan ~1 GB en memoria). Medido en CPU: mediana 163 ms por imagen thermal y 370 ms por imagen rgb (3 modelos). GPU NVIDIA recomendada para /train. Dependencias ya presentes en el repo; recomendado fijar la versión de opencv-python-headless (el entregable usaba 4.13.0.92, verificado con 5.0.0). Monitorizar: probabilidades concentradas en 0.4-0.6 y recall de ncd &lt; 0.85 (umbral de reentrenamiento de la memoria). Los modelos se cargan con weights=None + state_dict strict (sin descarga de ImageNet).</w:t>
+        <w:t>Inferencia en CPU viable (x86-64, ≥ 4 vCPU, 8 GB RAM; recomendado 16 GB: los 6 modelos ocupan ~1 GB en memoria). Medido en CPU: mediana 163 ms por imagen thermal y 370 ms por imagen rgb (3 modelos). GPU NVIDIA recomendada para /train. Dependencias ya presentes en el repo; recomendado fijar la versión de opencv-python-headless (el entregable usaba 4.13.0.92, verificado con 5.0.0). Monitorizar: probabilidades concentradas en 0.4-0.6 y recall de ncd &lt; 0.85 (umbral de reentrenamiento de la memoria). Los modelos</w:t>
+      </w:r>
+      <w:r>
+        <w:t xml:space="preserve"> se cargan con weights=None + state_dict strict (sin descarga de ImageNet).</w:t>
       </w:r>
     </w:p>
-    <w:p ns2:paraId="642BAC39" ns2:textId="77777777"/>
-    <w:p ns2:paraId="6AE49187" ns2:textId="77777777"/>
-    <w:p ns2:paraId="3CCD1455" ns2:textId="77777777"/>
-    <w:p ns2:paraId="03DFC7FC" ns2:textId="77777777"/>
-    <w:p ns2:paraId="3E74D38E" ns2:textId="77777777"/>
-    <w:p ns2:paraId="0B8151BB" ns2:textId="77777777"/>
-    <w:p ns2:paraId="53E05546" ns2:textId="77777777"/>
-    <w:p ns2:paraId="7A7AF885" ns2:textId="77777777">
+    <w:p/>
+    <w:p/>
+    <w:p/>
+    <w:p/>
+    <w:p/>
+    <w:p/>
+    <w:p/>
+    <w:p>
       <w:pPr>
-        <w:pStyle w:val="Ttulo1"/>
+        <w:pStyle w:val="Heading1"/>
         <w:jc w:val="left"/>
       </w:pPr>
-      <w:bookmarkStart w:id="17" w:name="_Toc233977729"/>
+      <w:bookmarkStart w:id="12" w:name="_Toc233977729"/>
       <w:r>
         <w:lastRenderedPageBreak/>
         <w:t>7. Fichero de prueba de referencia</w:t>
       </w:r>
-      <w:bookmarkEnd w:id="17"/>
+      <w:bookmarkEnd w:id="12"/>
     </w:p>
     <w:tbl>
       <w:tblPr>
@@ -3843,7 +3833,7 @@
         <w:gridCol w:w="2800"/>
         <w:gridCol w:w="6560"/>
       </w:tblGrid>
-      <w:tr ns2:paraId="7CCEFEF5" ns2:textId="77777777">
+      <w:tr>
         <w:tc>
           <w:tcPr>
             <w:tcW w:w="2800" w:type="dxa"/>
@@ -3861,7 +3851,7 @@
               <w:right w:w="120" w:type="dxa"/>
             </w:tcMar>
           </w:tcPr>
-          <w:p ns2:paraId="5A9D0325" ns2:textId="77777777">
+          <w:p>
             <w:r>
               <w:rPr>
                 <w:b/>
@@ -3891,14 +3881,22 @@
               <w:right w:w="120" w:type="dxa"/>
             </w:tcMar>
           </w:tcPr>
-          <w:p ns2:paraId="548E93F5" ns2:textId="77777777">
-            <w:r>
-              <w:t xml:space="preserve">inbox/a06/manifest.yaml::golden_cases (63 imágenes del split de test: data/thermal/splits/test y data/fecal/splits/test) + los splits de test completos</w:t>
+          <w:p>
+            <w:pPr>
+              <w:rPr>
+                <w:lang w:val="en-US"/>
+              </w:rPr>
+            </w:pPr>
+            <w:r>
+              <w:rPr>
+                <w:lang w:val="en-US"/>
+              </w:rPr>
+              <w:t>inbox/a06/manifest.yaml::golden_cases (63 imágenes del split de test: data/thermal/splits/test y data/fecal/splits/test) + los splits de test completos</w:t>
             </w:r>
           </w:p>
         </w:tc>
       </w:tr>
-      <w:tr ns2:paraId="183575F5" ns2:textId="77777777">
+      <w:tr>
         <w:tc>
           <w:tcPr>
             <w:tcW w:w="2800" w:type="dxa"/>
@@ -3916,7 +3914,7 @@
               <w:right w:w="120" w:type="dxa"/>
             </w:tcMar>
           </w:tcPr>
-          <w:p ns2:paraId="2C17FEDB" ns2:textId="77777777">
+          <w:p>
             <w:r>
               <w:rPr>
                 <w:b/>
@@ -3946,14 +3944,14 @@
               <w:right w:w="120" w:type="dxa"/>
             </w:tcMar>
           </w:tcPr>
-          <w:p ns2:paraId="2F98E928" ns2:textId="77777777">
-            <w:r>
-              <w:t xml:space="preserve">63 golden cases (40 thermal, 20 rgb, 3 empates rgb) x 4 decisiones (ensemble + 3 modelos) = 252 valores; split completo 232 imágenes (40 + 192)</w:t>
+          <w:p>
+            <w:r>
+              <w:t>63 golden cases (40 thermal, 20 rgb, 3 empates rgb) x 4 decisiones (ensemble + 3 modelos) = 252 valores; split completo 232 imágenes (40 + 192)</w:t>
             </w:r>
           </w:p>
         </w:tc>
       </w:tr>
-      <w:tr ns2:paraId="1BF4E262" ns2:textId="77777777">
+      <w:tr>
         <w:tc>
           <w:tcPr>
             <w:tcW w:w="2800" w:type="dxa"/>
@@ -3971,7 +3969,7 @@
               <w:right w:w="120" w:type="dxa"/>
             </w:tcMar>
           </w:tcPr>
-          <w:p ns2:paraId="55FAE3FC" ns2:textId="77777777">
+          <w:p>
             <w:r>
               <w:rPr>
                 <w:b/>
@@ -4001,20 +3999,20 @@
               <w:right w:w="120" w:type="dxa"/>
             </w:tcMar>
           </w:tcPr>
-          <w:p ns2:paraId="15092C4A" ns2:textId="77777777">
-            <w:r>
-              <w:t xml:space="preserve">Cada imagen debe devolver la misma clase del ensemble y el mismo voto de cada modelo base que los CSV del entregable (data/*/predictions/*_predictions.csv); p. ej. thermal_test_002 (A1_1_104_6_0.bmp) → healthy con votos densenet121=sick, efficientnet_v2s=healthy, resnet50=healthy. El batch del test completo debe dar accuracy 0.8000 (thermal) y 0.8490 (rgb).</w:t>
+          <w:p>
+            <w:r>
+              <w:t>Cada imagen debe devolver la misma clase del ensemble y el mismo voto de cada modelo base que los CSV del entregable (data/*/predictions/*_predictions.csv); p. ej. thermal_test_002 (A1_1_104_6_0.bmp) → healthy con votos densenet121=sick, efficientnet_v2s=healthy, resnet50=healthy. El batch del test completo debe dar accuracy 0.8000 (thermal) y 0.8490 (rgb).</w:t>
             </w:r>
           </w:p>
         </w:tc>
       </w:tr>
     </w:tbl>
-    <w:p ns2:paraId="3773E7D0" ns2:textId="48983DD0">
+    <w:p>
       <w:pPr>
-        <w:pStyle w:val="Descripcin"/>
+        <w:pStyle w:val="Caption"/>
         <w:jc w:val="center"/>
       </w:pPr>
-      <w:bookmarkStart w:id="18" w:name="_Toc233977645"/>
+      <w:bookmarkStart w:id="13" w:name="_Toc233977645"/>
       <w:r>
         <w:t xml:space="preserve">Tabla </w:t>
       </w:r>
@@ -4029,13 +4027,13 @@
       <w:r>
         <w:t xml:space="preserve"> Fichero de prueba de referencia</w:t>
       </w:r>
-      <w:bookmarkEnd w:id="18"/>
+      <w:bookmarkEnd w:id="13"/>
     </w:p>
     <w:sectPr>
-      <w:headerReference w:type="even" ns7:id="rId12"/>
-      <w:headerReference w:type="default" ns7:id="rId13"/>
-      <w:footerReference w:type="default" ns7:id="rId14"/>
-      <w:footerReference w:type="first" ns7:id="rId15"/>
+      <w:headerReference w:type="even" r:id="rId12"/>
+      <w:headerReference w:type="default" r:id="rId13"/>
+      <w:footerReference w:type="default" r:id="rId14"/>
+      <w:footerReference w:type="first" r:id="rId15"/>
       <w:pgSz w:w="11906" w:h="16838"/>
       <w:pgMar w:top="1417" w:right="1701" w:bottom="1417" w:left="1701" w:header="708" w:footer="708" w:gutter="0"/>
       <w:pgNumType w:start="1"/>
@@ -4788,7 +4786,7 @@
         <w:noProof/>
         <w:color w:val="000000"/>
       </w:rPr>
-      <w:t xml:space="preserve">2</w:t>
+      <w:t>2</w:t>
     </w:r>
     <w:r>
       <w:rPr>
@@ -4802,23 +4800,7 @@
         <w:rFonts w:ascii="Liberalisation sans narrow" w:eastAsia="Liberalisation sans narrow" w:hAnsi="Liberalisation sans narrow" w:cs="Liberalisation sans narrow"/>
         <w:color w:val="000000"/>
       </w:rPr>
-      <w:t xml:space="preserve"> |Ficha técnica – Modelo a06 (</w:t>
-    </w:r>
-    <w:proofErr w:type="spellStart"/>
-    <w:r>
-      <w:rPr>
-        <w:rFonts w:ascii="Liberalisation sans narrow" w:eastAsia="Liberalisation sans narrow" w:hAnsi="Liberalisation sans narrow" w:cs="Liberalisation sans narrow"/>
-        <w:color w:val="000000"/>
-      </w:rPr>
-      <w:t xml:space="preserve">meat-poultry-disease-classification</w:t>
-    </w:r>
-    <w:proofErr w:type="spellEnd"/>
-    <w:r>
-      <w:rPr>
-        <w:rFonts w:ascii="Liberalisation sans narrow" w:eastAsia="Liberalisation sans narrow" w:hAnsi="Liberalisation sans narrow" w:cs="Liberalisation sans narrow"/>
-        <w:color w:val="000000"/>
-      </w:rPr>
-      <w:t>)</w:t>
+      <w:t xml:space="preserve"> |Ficha técnica – Modelo a06 (meat-poultry-disease-classification)</w:t>
     </w:r>
   </w:p>
   <w:p>
@@ -5366,11 +5348,11 @@
     <w:name w:val="Normal"/>
     <w:qFormat/>
   </w:style>
-  <w:style w:type="paragraph" w:styleId="Ttulo1">
+  <w:style w:type="paragraph" w:styleId="Heading1">
     <w:name w:val="heading 1"/>
     <w:basedOn w:val="Normal"/>
     <w:next w:val="Normal"/>
-    <w:link w:val="Ttulo1Car"/>
+    <w:link w:val="Heading1Char"/>
     <w:uiPriority w:val="9"/>
     <w:qFormat/>
     <w:pPr>
@@ -5388,11 +5370,11 @@
       <w:szCs w:val="36"/>
     </w:rPr>
   </w:style>
-  <w:style w:type="paragraph" w:styleId="Ttulo2">
+  <w:style w:type="paragraph" w:styleId="Heading2">
     <w:name w:val="heading 2"/>
     <w:basedOn w:val="Normal"/>
     <w:next w:val="Normal"/>
-    <w:link w:val="Ttulo2Car"/>
+    <w:link w:val="Heading2Char"/>
     <w:uiPriority w:val="9"/>
     <w:semiHidden/>
     <w:unhideWhenUsed/>
@@ -5411,11 +5393,11 @@
       <w:szCs w:val="32"/>
     </w:rPr>
   </w:style>
-  <w:style w:type="paragraph" w:styleId="Ttulo3">
+  <w:style w:type="paragraph" w:styleId="Heading3">
     <w:name w:val="heading 3"/>
     <w:basedOn w:val="Normal"/>
     <w:next w:val="Normal"/>
-    <w:link w:val="Ttulo3Car"/>
+    <w:link w:val="Heading3Char"/>
     <w:uiPriority w:val="9"/>
     <w:semiHidden/>
     <w:unhideWhenUsed/>
@@ -5434,11 +5416,11 @@
       <w:szCs w:val="28"/>
     </w:rPr>
   </w:style>
-  <w:style w:type="paragraph" w:styleId="Ttulo4">
+  <w:style w:type="paragraph" w:styleId="Heading4">
     <w:name w:val="heading 4"/>
     <w:basedOn w:val="Normal"/>
     <w:next w:val="Normal"/>
-    <w:link w:val="Ttulo4Car"/>
+    <w:link w:val="Heading4Char"/>
     <w:uiPriority w:val="9"/>
     <w:semiHidden/>
     <w:unhideWhenUsed/>
@@ -5457,11 +5439,11 @@
       <w:szCs w:val="24"/>
     </w:rPr>
   </w:style>
-  <w:style w:type="paragraph" w:styleId="Ttulo5">
+  <w:style w:type="paragraph" w:styleId="Heading5">
     <w:name w:val="heading 5"/>
     <w:basedOn w:val="Normal"/>
     <w:next w:val="Normal"/>
-    <w:link w:val="Ttulo5Car"/>
+    <w:link w:val="Heading5Char"/>
     <w:uiPriority w:val="9"/>
     <w:semiHidden/>
     <w:unhideWhenUsed/>
@@ -5479,11 +5461,11 @@
       <w:color w:val="284546"/>
     </w:rPr>
   </w:style>
-  <w:style w:type="paragraph" w:styleId="Ttulo6">
+  <w:style w:type="paragraph" w:styleId="Heading6">
     <w:name w:val="heading 6"/>
     <w:basedOn w:val="Normal"/>
     <w:next w:val="Normal"/>
-    <w:link w:val="Ttulo6Car"/>
+    <w:link w:val="Heading6Char"/>
     <w:uiPriority w:val="9"/>
     <w:semiHidden/>
     <w:unhideWhenUsed/>
@@ -5503,11 +5485,11 @@
       <w:color w:val="1B2E2F"/>
     </w:rPr>
   </w:style>
-  <w:style w:type="paragraph" w:styleId="Ttulo7">
+  <w:style w:type="paragraph" w:styleId="Heading7">
     <w:name w:val="heading 7"/>
     <w:basedOn w:val="Normal"/>
     <w:next w:val="Normal"/>
-    <w:link w:val="Ttulo7Car"/>
+    <w:link w:val="Heading7Char"/>
     <w:uiPriority w:val="9"/>
     <w:unhideWhenUsed/>
     <w:qFormat/>
@@ -5525,11 +5507,11 @@
       <w:color w:val="1B2E2E" w:themeColor="accent1" w:themeShade="80"/>
     </w:rPr>
   </w:style>
-  <w:style w:type="paragraph" w:styleId="Ttulo8">
+  <w:style w:type="paragraph" w:styleId="Heading8">
     <w:name w:val="heading 8"/>
     <w:basedOn w:val="Normal"/>
     <w:next w:val="Normal"/>
-    <w:link w:val="Ttulo8Car"/>
+    <w:link w:val="Heading8Char"/>
     <w:uiPriority w:val="9"/>
     <w:unhideWhenUsed/>
     <w:qFormat/>
@@ -5549,11 +5531,11 @@
       <w:color w:val="1B2E2E" w:themeColor="accent1" w:themeShade="80"/>
     </w:rPr>
   </w:style>
-  <w:style w:type="paragraph" w:styleId="Ttulo9">
+  <w:style w:type="paragraph" w:styleId="Heading9">
     <w:name w:val="heading 9"/>
     <w:basedOn w:val="Normal"/>
     <w:next w:val="Normal"/>
-    <w:link w:val="Ttulo9Car"/>
+    <w:link w:val="Heading9Char"/>
     <w:uiPriority w:val="9"/>
     <w:semiHidden/>
     <w:unhideWhenUsed/>
@@ -5572,12 +5554,13 @@
       <w:color w:val="1B2E2E" w:themeColor="accent1" w:themeShade="80"/>
     </w:rPr>
   </w:style>
-  <w:style w:type="character" w:default="1" w:styleId="Fuentedeprrafopredeter">
+  <w:style w:type="character" w:default="1" w:styleId="DefaultParagraphFont">
     <w:name w:val="Default Paragraph Font"/>
     <w:uiPriority w:val="1"/>
+    <w:semiHidden/>
     <w:unhideWhenUsed/>
   </w:style>
-  <w:style w:type="table" w:default="1" w:styleId="Tablanormal">
+  <w:style w:type="table" w:default="1" w:styleId="TableNormal">
     <w:name w:val="Normal Table"/>
     <w:uiPriority w:val="99"/>
     <w:semiHidden/>
@@ -5592,13 +5575,13 @@
       </w:tblCellMar>
     </w:tblPr>
   </w:style>
-  <w:style w:type="numbering" w:default="1" w:styleId="Sinlista">
+  <w:style w:type="numbering" w:default="1" w:styleId="NoList">
     <w:name w:val="No List"/>
     <w:uiPriority w:val="99"/>
     <w:semiHidden/>
     <w:unhideWhenUsed/>
   </w:style>
-  <w:style w:type="table" w:customStyle="1" w:styleId="TableNormal">
+  <w:style w:type="table" w:customStyle="1" w:styleId="TableNormal0">
     <w:name w:val="TableNormal"/>
     <w:tblPr>
       <w:tblCellMar>
@@ -5609,11 +5592,11 @@
       </w:tblCellMar>
     </w:tblPr>
   </w:style>
-  <w:style w:type="paragraph" w:styleId="Ttulo">
+  <w:style w:type="paragraph" w:styleId="Title">
     <w:name w:val="Title"/>
     <w:basedOn w:val="Normal"/>
     <w:next w:val="Normal"/>
-    <w:link w:val="TtuloCar"/>
+    <w:link w:val="TitleChar"/>
     <w:uiPriority w:val="10"/>
     <w:qFormat/>
     <w:pPr>
@@ -5628,10 +5611,10 @@
       <w:szCs w:val="72"/>
     </w:rPr>
   </w:style>
-  <w:style w:type="character" w:customStyle="1" w:styleId="Ttulo1Car">
-    <w:name w:val="Título 1 Car"/>
-    <w:basedOn w:val="Fuentedeprrafopredeter"/>
-    <w:link w:val="Ttulo1"/>
+  <w:style w:type="character" w:customStyle="1" w:styleId="Heading1Char">
+    <w:name w:val="Heading 1 Char"/>
+    <w:basedOn w:val="DefaultParagraphFont"/>
+    <w:link w:val="Heading1"/>
     <w:uiPriority w:val="9"/>
     <w:rsid w:val="00AB39A2"/>
     <w:rPr>
@@ -5641,10 +5624,10 @@
       <w:szCs w:val="36"/>
     </w:rPr>
   </w:style>
-  <w:style w:type="character" w:customStyle="1" w:styleId="Ttulo2Car">
-    <w:name w:val="Título 2 Car"/>
-    <w:basedOn w:val="Fuentedeprrafopredeter"/>
-    <w:link w:val="Ttulo2"/>
+  <w:style w:type="character" w:customStyle="1" w:styleId="Heading2Char">
+    <w:name w:val="Heading 2 Char"/>
+    <w:basedOn w:val="DefaultParagraphFont"/>
+    <w:link w:val="Heading2"/>
     <w:uiPriority w:val="9"/>
     <w:rsid w:val="00AB39A2"/>
     <w:rPr>
@@ -5654,10 +5637,10 @@
       <w:szCs w:val="32"/>
     </w:rPr>
   </w:style>
-  <w:style w:type="character" w:customStyle="1" w:styleId="Ttulo3Car">
-    <w:name w:val="Título 3 Car"/>
-    <w:basedOn w:val="Fuentedeprrafopredeter"/>
-    <w:link w:val="Ttulo3"/>
+  <w:style w:type="character" w:customStyle="1" w:styleId="Heading3Char">
+    <w:name w:val="Heading 3 Char"/>
+    <w:basedOn w:val="DefaultParagraphFont"/>
+    <w:link w:val="Heading3"/>
     <w:uiPriority w:val="9"/>
     <w:rsid w:val="00AB39A2"/>
     <w:rPr>
@@ -5667,10 +5650,10 @@
       <w:szCs w:val="28"/>
     </w:rPr>
   </w:style>
-  <w:style w:type="character" w:customStyle="1" w:styleId="Ttulo4Car">
-    <w:name w:val="Título 4 Car"/>
-    <w:basedOn w:val="Fuentedeprrafopredeter"/>
-    <w:link w:val="Ttulo4"/>
+  <w:style w:type="character" w:customStyle="1" w:styleId="Heading4Char">
+    <w:name w:val="Heading 4 Char"/>
+    <w:basedOn w:val="DefaultParagraphFont"/>
+    <w:link w:val="Heading4"/>
     <w:uiPriority w:val="9"/>
     <w:rsid w:val="00AB39A2"/>
     <w:rPr>
@@ -5680,10 +5663,10 @@
       <w:szCs w:val="24"/>
     </w:rPr>
   </w:style>
-  <w:style w:type="character" w:customStyle="1" w:styleId="Ttulo5Car">
-    <w:name w:val="Título 5 Car"/>
-    <w:basedOn w:val="Fuentedeprrafopredeter"/>
-    <w:link w:val="Ttulo5"/>
+  <w:style w:type="character" w:customStyle="1" w:styleId="Heading5Char">
+    <w:name w:val="Heading 5 Char"/>
+    <w:basedOn w:val="DefaultParagraphFont"/>
+    <w:link w:val="Heading5"/>
     <w:uiPriority w:val="9"/>
     <w:rsid w:val="00AB39A2"/>
     <w:rPr>
@@ -5692,10 +5675,10 @@
       <w:color w:val="284546" w:themeColor="accent1" w:themeShade="BF"/>
     </w:rPr>
   </w:style>
-  <w:style w:type="character" w:customStyle="1" w:styleId="Ttulo6Car">
-    <w:name w:val="Título 6 Car"/>
-    <w:basedOn w:val="Fuentedeprrafopredeter"/>
-    <w:link w:val="Ttulo6"/>
+  <w:style w:type="character" w:customStyle="1" w:styleId="Heading6Char">
+    <w:name w:val="Heading 6 Char"/>
+    <w:basedOn w:val="DefaultParagraphFont"/>
+    <w:link w:val="Heading6"/>
     <w:uiPriority w:val="9"/>
     <w:rsid w:val="00AB39A2"/>
     <w:rPr>
@@ -5706,10 +5689,10 @@
       <w:color w:val="1B2E2E" w:themeColor="accent1" w:themeShade="80"/>
     </w:rPr>
   </w:style>
-  <w:style w:type="character" w:customStyle="1" w:styleId="Ttulo7Car">
-    <w:name w:val="Título 7 Car"/>
-    <w:basedOn w:val="Fuentedeprrafopredeter"/>
-    <w:link w:val="Ttulo7"/>
+  <w:style w:type="character" w:customStyle="1" w:styleId="Heading7Char">
+    <w:name w:val="Heading 7 Char"/>
+    <w:basedOn w:val="DefaultParagraphFont"/>
+    <w:link w:val="Heading7"/>
     <w:uiPriority w:val="9"/>
     <w:rsid w:val="00AB39A2"/>
     <w:rPr>
@@ -5719,10 +5702,10 @@
       <w:color w:val="1B2E2E" w:themeColor="accent1" w:themeShade="80"/>
     </w:rPr>
   </w:style>
-  <w:style w:type="character" w:customStyle="1" w:styleId="Ttulo8Car">
-    <w:name w:val="Título 8 Car"/>
-    <w:basedOn w:val="Fuentedeprrafopredeter"/>
-    <w:link w:val="Ttulo8"/>
+  <w:style w:type="character" w:customStyle="1" w:styleId="Heading8Char">
+    <w:name w:val="Heading 8 Char"/>
+    <w:basedOn w:val="DefaultParagraphFont"/>
+    <w:link w:val="Heading8"/>
     <w:uiPriority w:val="9"/>
     <w:rsid w:val="00AB39A2"/>
     <w:rPr>
@@ -5734,10 +5717,10 @@
       <w:color w:val="1B2E2E" w:themeColor="accent1" w:themeShade="80"/>
     </w:rPr>
   </w:style>
-  <w:style w:type="character" w:customStyle="1" w:styleId="Ttulo9Car">
-    <w:name w:val="Título 9 Car"/>
-    <w:basedOn w:val="Fuentedeprrafopredeter"/>
-    <w:link w:val="Ttulo9"/>
+  <w:style w:type="character" w:customStyle="1" w:styleId="Heading9Char">
+    <w:name w:val="Heading 9 Char"/>
+    <w:basedOn w:val="DefaultParagraphFont"/>
+    <w:link w:val="Heading9"/>
     <w:uiPriority w:val="9"/>
     <w:semiHidden/>
     <w:rsid w:val="00AB39A2"/>
@@ -5748,11 +5731,11 @@
       <w:color w:val="1B2E2E" w:themeColor="accent1" w:themeShade="80"/>
     </w:rPr>
   </w:style>
-  <w:style w:type="paragraph" w:styleId="Descripcin">
+  <w:style w:type="paragraph" w:styleId="Caption">
     <w:name w:val="caption"/>
     <w:basedOn w:val="Normal"/>
     <w:next w:val="Normal"/>
-    <w:link w:val="DescripcinCar"/>
+    <w:link w:val="CaptionChar"/>
     <w:unhideWhenUsed/>
     <w:qFormat/>
     <w:rsid w:val="00AB39A2"/>
@@ -5766,10 +5749,10 @@
       <w:color w:val="739A8A" w:themeColor="text2"/>
     </w:rPr>
   </w:style>
-  <w:style w:type="character" w:customStyle="1" w:styleId="TtuloCar">
-    <w:name w:val="Título Car"/>
-    <w:basedOn w:val="Fuentedeprrafopredeter"/>
-    <w:link w:val="Ttulo"/>
+  <w:style w:type="character" w:customStyle="1" w:styleId="TitleChar">
+    <w:name w:val="Title Char"/>
+    <w:basedOn w:val="DefaultParagraphFont"/>
+    <w:link w:val="Title"/>
     <w:uiPriority w:val="10"/>
     <w:rsid w:val="00AB39A2"/>
     <w:rPr>
@@ -5781,10 +5764,10 @@
       <w:szCs w:val="72"/>
     </w:rPr>
   </w:style>
-  <w:style w:type="character" w:customStyle="1" w:styleId="SubttuloCar">
-    <w:name w:val="Subtítulo Car"/>
-    <w:basedOn w:val="Fuentedeprrafopredeter"/>
-    <w:link w:val="Subttulo"/>
+  <w:style w:type="character" w:customStyle="1" w:styleId="SubtitleChar">
+    <w:name w:val="Subtitle Char"/>
+    <w:basedOn w:val="DefaultParagraphFont"/>
+    <w:link w:val="Subtitle"/>
     <w:uiPriority w:val="11"/>
     <w:rsid w:val="00AB39A2"/>
     <w:rPr>
@@ -5794,9 +5777,9 @@
       <w:szCs w:val="28"/>
     </w:rPr>
   </w:style>
-  <w:style w:type="character" w:styleId="Fuerte">
+  <w:style w:type="character" w:styleId="Strong">
     <w:name w:val="Strong"/>
-    <w:basedOn w:val="Fuentedeprrafopredeter"/>
+    <w:basedOn w:val="DefaultParagraphFont"/>
     <w:uiPriority w:val="22"/>
     <w:qFormat/>
     <w:rsid w:val="00AB39A2"/>
@@ -5805,9 +5788,9 @@
       <w:bCs/>
     </w:rPr>
   </w:style>
-  <w:style w:type="character" w:styleId="nfasis">
+  <w:style w:type="character" w:styleId="Emphasis">
     <w:name w:val="Emphasis"/>
-    <w:basedOn w:val="Fuentedeprrafopredeter"/>
+    <w:basedOn w:val="DefaultParagraphFont"/>
     <w:uiPriority w:val="20"/>
     <w:qFormat/>
     <w:rsid w:val="00AB39A2"/>
@@ -5816,7 +5799,7 @@
       <w:iCs/>
     </w:rPr>
   </w:style>
-  <w:style w:type="paragraph" w:styleId="Sinespaciado">
+  <w:style w:type="paragraph" w:styleId="NoSpacing">
     <w:name w:val="No Spacing"/>
     <w:uiPriority w:val="1"/>
     <w:qFormat/>
@@ -5825,11 +5808,11 @@
       <w:spacing w:after="0" w:line="240" w:lineRule="auto"/>
     </w:pPr>
   </w:style>
-  <w:style w:type="paragraph" w:styleId="Cita">
+  <w:style w:type="paragraph" w:styleId="Quote">
     <w:name w:val="Quote"/>
     <w:basedOn w:val="Normal"/>
     <w:next w:val="Normal"/>
-    <w:link w:val="CitaCar"/>
+    <w:link w:val="QuoteChar"/>
     <w:uiPriority w:val="29"/>
     <w:qFormat/>
     <w:rsid w:val="00AB39A2"/>
@@ -5843,10 +5826,10 @@
       <w:szCs w:val="24"/>
     </w:rPr>
   </w:style>
-  <w:style w:type="character" w:customStyle="1" w:styleId="CitaCar">
-    <w:name w:val="Cita Car"/>
-    <w:basedOn w:val="Fuentedeprrafopredeter"/>
-    <w:link w:val="Cita"/>
+  <w:style w:type="character" w:customStyle="1" w:styleId="QuoteChar">
+    <w:name w:val="Quote Char"/>
+    <w:basedOn w:val="DefaultParagraphFont"/>
+    <w:link w:val="Quote"/>
     <w:uiPriority w:val="29"/>
     <w:rsid w:val="00AB39A2"/>
     <w:rPr>
@@ -5855,11 +5838,11 @@
       <w:szCs w:val="24"/>
     </w:rPr>
   </w:style>
-  <w:style w:type="paragraph" w:styleId="Citadestacada">
+  <w:style w:type="paragraph" w:styleId="IntenseQuote">
     <w:name w:val="Intense Quote"/>
     <w:basedOn w:val="Normal"/>
     <w:next w:val="Normal"/>
-    <w:link w:val="CitadestacadaCar"/>
+    <w:link w:val="IntenseQuoteChar"/>
     <w:uiPriority w:val="30"/>
     <w:qFormat/>
     <w:rsid w:val="00AB39A2"/>
@@ -5876,10 +5859,10 @@
       <w:szCs w:val="32"/>
     </w:rPr>
   </w:style>
-  <w:style w:type="character" w:customStyle="1" w:styleId="CitadestacadaCar">
-    <w:name w:val="Cita destacada Car"/>
-    <w:basedOn w:val="Fuentedeprrafopredeter"/>
-    <w:link w:val="Citadestacada"/>
+  <w:style w:type="character" w:customStyle="1" w:styleId="IntenseQuoteChar">
+    <w:name w:val="Intense Quote Char"/>
+    <w:basedOn w:val="DefaultParagraphFont"/>
+    <w:link w:val="IntenseQuote"/>
     <w:uiPriority w:val="30"/>
     <w:rsid w:val="00AB39A2"/>
     <w:rPr>
@@ -5890,9 +5873,9 @@
       <w:szCs w:val="32"/>
     </w:rPr>
   </w:style>
-  <w:style w:type="character" w:styleId="nfasissutil">
+  <w:style w:type="character" w:styleId="SubtleEmphasis">
     <w:name w:val="Subtle Emphasis"/>
-    <w:basedOn w:val="Fuentedeprrafopredeter"/>
+    <w:basedOn w:val="DefaultParagraphFont"/>
     <w:uiPriority w:val="19"/>
     <w:qFormat/>
     <w:rsid w:val="00AB39A2"/>
@@ -5902,9 +5885,9 @@
       <w:color w:val="A3BDB2" w:themeColor="text1" w:themeTint="A6"/>
     </w:rPr>
   </w:style>
-  <w:style w:type="character" w:styleId="nfasisintenso">
+  <w:style w:type="character" w:styleId="IntenseEmphasis">
     <w:name w:val="Intense Emphasis"/>
-    <w:basedOn w:val="Fuentedeprrafopredeter"/>
+    <w:basedOn w:val="DefaultParagraphFont"/>
     <w:uiPriority w:val="21"/>
     <w:qFormat/>
     <w:rsid w:val="00AB39A2"/>
@@ -5915,9 +5898,9 @@
       <w:iCs/>
     </w:rPr>
   </w:style>
-  <w:style w:type="character" w:styleId="Referenciasutil">
+  <w:style w:type="character" w:styleId="SubtleReference">
     <w:name w:val="Subtle Reference"/>
-    <w:basedOn w:val="Fuentedeprrafopredeter"/>
+    <w:basedOn w:val="DefaultParagraphFont"/>
     <w:uiPriority w:val="31"/>
     <w:qFormat/>
     <w:rsid w:val="00AB39A2"/>
@@ -5928,9 +5911,9 @@
       <w:bdr w:val="none" w:sz="0" w:space="0" w:color="auto"/>
     </w:rPr>
   </w:style>
-  <w:style w:type="character" w:styleId="Referenciaintensa">
+  <w:style w:type="character" w:styleId="IntenseReference">
     <w:name w:val="Intense Reference"/>
-    <w:basedOn w:val="Fuentedeprrafopredeter"/>
+    <w:basedOn w:val="DefaultParagraphFont"/>
     <w:uiPriority w:val="32"/>
     <w:qFormat/>
     <w:rsid w:val="00AB39A2"/>
@@ -5942,9 +5925,9 @@
       <w:u w:val="single"/>
     </w:rPr>
   </w:style>
-  <w:style w:type="character" w:styleId="Ttulodellibro">
+  <w:style w:type="character" w:styleId="BookTitle">
     <w:name w:val="Book Title"/>
-    <w:basedOn w:val="Fuentedeprrafopredeter"/>
+    <w:basedOn w:val="DefaultParagraphFont"/>
     <w:uiPriority w:val="33"/>
     <w:qFormat/>
     <w:rsid w:val="00AB39A2"/>
@@ -5955,9 +5938,9 @@
       <w:spacing w:val="10"/>
     </w:rPr>
   </w:style>
-  <w:style w:type="paragraph" w:styleId="TtuloTDC">
+  <w:style w:type="paragraph" w:styleId="TOCHeading">
     <w:name w:val="TOC Heading"/>
-    <w:basedOn w:val="Ttulo1"/>
+    <w:basedOn w:val="Heading1"/>
     <w:next w:val="Normal"/>
     <w:uiPriority w:val="39"/>
     <w:unhideWhenUsed/>
@@ -5967,10 +5950,10 @@
       <w:outlineLvl w:val="9"/>
     </w:pPr>
   </w:style>
-  <w:style w:type="paragraph" w:styleId="Encabezado">
+  <w:style w:type="paragraph" w:styleId="Header">
     <w:name w:val="header"/>
     <w:basedOn w:val="Normal"/>
-    <w:link w:val="EncabezadoCar"/>
+    <w:link w:val="HeaderChar"/>
     <w:uiPriority w:val="99"/>
     <w:unhideWhenUsed/>
     <w:rsid w:val="00171F5E"/>
@@ -5982,17 +5965,17 @@
       <w:spacing w:after="0" w:line="240" w:lineRule="auto"/>
     </w:pPr>
   </w:style>
-  <w:style w:type="character" w:customStyle="1" w:styleId="EncabezadoCar">
-    <w:name w:val="Encabezado Car"/>
-    <w:basedOn w:val="Fuentedeprrafopredeter"/>
-    <w:link w:val="Encabezado"/>
+  <w:style w:type="character" w:customStyle="1" w:styleId="HeaderChar">
+    <w:name w:val="Header Char"/>
+    <w:basedOn w:val="DefaultParagraphFont"/>
+    <w:link w:val="Header"/>
     <w:uiPriority w:val="99"/>
     <w:rsid w:val="00171F5E"/>
   </w:style>
-  <w:style w:type="paragraph" w:styleId="Piedepgina">
+  <w:style w:type="paragraph" w:styleId="Footer">
     <w:name w:val="footer"/>
     <w:basedOn w:val="Normal"/>
-    <w:link w:val="PiedepginaCar"/>
+    <w:link w:val="FooterChar"/>
     <w:uiPriority w:val="99"/>
     <w:unhideWhenUsed/>
     <w:rsid w:val="00171F5E"/>
@@ -6004,14 +5987,14 @@
       <w:spacing w:after="0" w:line="240" w:lineRule="auto"/>
     </w:pPr>
   </w:style>
-  <w:style w:type="character" w:customStyle="1" w:styleId="PiedepginaCar">
-    <w:name w:val="Pie de página Car"/>
-    <w:basedOn w:val="Fuentedeprrafopredeter"/>
-    <w:link w:val="Piedepgina"/>
+  <w:style w:type="character" w:customStyle="1" w:styleId="FooterChar">
+    <w:name w:val="Footer Char"/>
+    <w:basedOn w:val="DefaultParagraphFont"/>
+    <w:link w:val="Footer"/>
     <w:uiPriority w:val="99"/>
     <w:rsid w:val="00171F5E"/>
   </w:style>
-  <w:style w:type="paragraph" w:styleId="TDC1">
+  <w:style w:type="paragraph" w:styleId="TOC1">
     <w:name w:val="toc 1"/>
     <w:basedOn w:val="Normal"/>
     <w:next w:val="Normal"/>
@@ -6023,7 +6006,7 @@
       <w:spacing w:after="100"/>
     </w:pPr>
   </w:style>
-  <w:style w:type="paragraph" w:styleId="TDC2">
+  <w:style w:type="paragraph" w:styleId="TOC2">
     <w:name w:val="toc 2"/>
     <w:basedOn w:val="Normal"/>
     <w:next w:val="Normal"/>
@@ -6040,7 +6023,7 @@
       <w:ind w:left="220"/>
     </w:pPr>
   </w:style>
-  <w:style w:type="paragraph" w:styleId="TDC3">
+  <w:style w:type="paragraph" w:styleId="TOC3">
     <w:name w:val="toc 3"/>
     <w:basedOn w:val="Normal"/>
     <w:next w:val="Normal"/>
@@ -6054,10 +6037,10 @@
       <w:ind w:left="440"/>
     </w:pPr>
   </w:style>
-  <w:style w:type="paragraph" w:styleId="Textonotapie">
+  <w:style w:type="paragraph" w:styleId="FootnoteText">
     <w:name w:val="footnote text"/>
     <w:basedOn w:val="Normal"/>
-    <w:link w:val="TextonotapieCar"/>
+    <w:link w:val="FootnoteTextChar"/>
     <w:uiPriority w:val="99"/>
     <w:semiHidden/>
     <w:unhideWhenUsed/>
@@ -6070,10 +6053,10 @@
       <w:szCs w:val="20"/>
     </w:rPr>
   </w:style>
-  <w:style w:type="character" w:customStyle="1" w:styleId="TextonotapieCar">
-    <w:name w:val="Texto nota pie Car"/>
-    <w:basedOn w:val="Fuentedeprrafopredeter"/>
-    <w:link w:val="Textonotapie"/>
+  <w:style w:type="character" w:customStyle="1" w:styleId="FootnoteTextChar">
+    <w:name w:val="Footnote Text Char"/>
+    <w:basedOn w:val="DefaultParagraphFont"/>
+    <w:link w:val="FootnoteText"/>
     <w:uiPriority w:val="99"/>
     <w:semiHidden/>
     <w:rsid w:val="00C81877"/>
@@ -6082,10 +6065,10 @@
       <w:szCs w:val="20"/>
     </w:rPr>
   </w:style>
-  <w:style w:type="paragraph" w:styleId="Textocomentario">
+  <w:style w:type="paragraph" w:styleId="CommentText">
     <w:name w:val="annotation text"/>
     <w:basedOn w:val="Normal"/>
-    <w:link w:val="TextocomentarioCar"/>
+    <w:link w:val="CommentTextChar"/>
     <w:uiPriority w:val="99"/>
     <w:semiHidden/>
     <w:unhideWhenUsed/>
@@ -6102,10 +6085,10 @@
       <w:lang w:val="en-US"/>
     </w:rPr>
   </w:style>
-  <w:style w:type="character" w:customStyle="1" w:styleId="TextocomentarioCar">
-    <w:name w:val="Texto comentario Car"/>
-    <w:basedOn w:val="Fuentedeprrafopredeter"/>
-    <w:link w:val="Textocomentario"/>
+  <w:style w:type="character" w:customStyle="1" w:styleId="CommentTextChar">
+    <w:name w:val="Comment Text Char"/>
+    <w:basedOn w:val="DefaultParagraphFont"/>
+    <w:link w:val="CommentText"/>
     <w:uiPriority w:val="99"/>
     <w:semiHidden/>
     <w:rsid w:val="00C81877"/>
@@ -6116,7 +6099,7 @@
       <w:lang w:val="en-US"/>
     </w:rPr>
   </w:style>
-  <w:style w:type="character" w:styleId="Refdenotaalpie">
+  <w:style w:type="character" w:styleId="FootnoteReference">
     <w:name w:val="footnote reference"/>
     <w:uiPriority w:val="99"/>
     <w:semiHidden/>
@@ -6126,9 +6109,9 @@
       <w:vertAlign w:val="superscript"/>
     </w:rPr>
   </w:style>
-  <w:style w:type="character" w:styleId="Refdecomentario">
+  <w:style w:type="character" w:styleId="CommentReference">
     <w:name w:val="annotation reference"/>
-    <w:basedOn w:val="Fuentedeprrafopredeter"/>
+    <w:basedOn w:val="DefaultParagraphFont"/>
     <w:uiPriority w:val="99"/>
     <w:semiHidden/>
     <w:unhideWhenUsed/>
@@ -6138,9 +6121,9 @@
       <w:szCs w:val="16"/>
     </w:rPr>
   </w:style>
-  <w:style w:type="character" w:styleId="Hipervnculo">
+  <w:style w:type="character" w:styleId="Hyperlink">
     <w:name w:val="Hyperlink"/>
-    <w:basedOn w:val="Fuentedeprrafopredeter"/>
+    <w:basedOn w:val="DefaultParagraphFont"/>
     <w:uiPriority w:val="99"/>
     <w:unhideWhenUsed/>
     <w:rsid w:val="00C81877"/>
@@ -6149,9 +6132,9 @@
       <w:u w:val="single"/>
     </w:rPr>
   </w:style>
-  <w:style w:type="character" w:styleId="Mencinsinresolver">
+  <w:style w:type="character" w:styleId="UnresolvedMention">
     <w:name w:val="Unresolved Mention"/>
-    <w:basedOn w:val="Fuentedeprrafopredeter"/>
+    <w:basedOn w:val="DefaultParagraphFont"/>
     <w:uiPriority w:val="99"/>
     <w:semiHidden/>
     <w:unhideWhenUsed/>
@@ -6161,9 +6144,9 @@
       <w:shd w:val="clear" w:color="auto" w:fill="E1DFDD"/>
     </w:rPr>
   </w:style>
-  <w:style w:type="table" w:styleId="Tablaconcuadrcula">
+  <w:style w:type="table" w:styleId="TableGrid">
     <w:name w:val="Table Grid"/>
-    <w:basedOn w:val="Tablanormal"/>
+    <w:basedOn w:val="TableNormal"/>
     <w:uiPriority w:val="39"/>
     <w:rsid w:val="00292DEB"/>
     <w:pPr>
@@ -6187,7 +6170,7 @@
       </w:tblBorders>
     </w:tblPr>
   </w:style>
-  <w:style w:type="paragraph" w:styleId="Tabladeilustraciones">
+  <w:style w:type="paragraph" w:styleId="TableofFigures">
     <w:name w:val="table of figures"/>
     <w:basedOn w:val="Normal"/>
     <w:next w:val="Normal"/>
@@ -6205,10 +6188,10 @@
       <w:lang w:val="en-US"/>
     </w:rPr>
   </w:style>
-  <w:style w:type="character" w:customStyle="1" w:styleId="DescripcinCar">
-    <w:name w:val="Descripción Car"/>
-    <w:basedOn w:val="Fuentedeprrafopredeter"/>
-    <w:link w:val="Descripcin"/>
+  <w:style w:type="character" w:customStyle="1" w:styleId="CaptionChar">
+    <w:name w:val="Caption Char"/>
+    <w:basedOn w:val="DefaultParagraphFont"/>
+    <w:link w:val="Caption"/>
     <w:locked/>
     <w:rsid w:val="00CE62B2"/>
     <w:rPr>
@@ -6218,11 +6201,11 @@
       <w:color w:val="739A8A" w:themeColor="text2"/>
     </w:rPr>
   </w:style>
-  <w:style w:type="paragraph" w:styleId="Subttulo">
+  <w:style w:type="paragraph" w:styleId="Subtitle">
     <w:name w:val="Subtitle"/>
     <w:basedOn w:val="Normal"/>
     <w:next w:val="Normal"/>
-    <w:link w:val="SubttuloCar"/>
+    <w:link w:val="SubtitleChar"/>
     <w:uiPriority w:val="11"/>
     <w:qFormat/>
     <w:pPr>
@@ -6237,7 +6220,7 @@
     </w:rPr>
   </w:style>
   <w:style w:type="table" w:customStyle="1" w:styleId="a">
-    <w:basedOn w:val="Tablanormal"/>
+    <w:basedOn w:val="TableNormal"/>
     <w:pPr>
       <w:spacing w:after="0" w:line="240" w:lineRule="auto"/>
     </w:pPr>
@@ -6253,7 +6236,7 @@
     </w:tblPr>
   </w:style>
   <w:style w:type="table" w:customStyle="1" w:styleId="a0">
-    <w:basedOn w:val="Tablanormal"/>
+    <w:basedOn w:val="TableNormal"/>
     <w:pPr>
       <w:spacing w:after="0" w:line="240" w:lineRule="auto"/>
     </w:pPr>
@@ -6269,7 +6252,7 @@
     </w:tblPr>
   </w:style>
   <w:style w:type="table" w:customStyle="1" w:styleId="a1">
-    <w:basedOn w:val="Tablanormal"/>
+    <w:basedOn w:val="TableNormal"/>
     <w:pPr>
       <w:spacing w:after="0" w:line="240" w:lineRule="auto"/>
     </w:pPr>
@@ -6489,28 +6472,28 @@
 </file>
 
 <file path=customXml/item1.xml><?xml version="1.0" encoding="utf-8"?>
+<b:Sources xmlns:b="http://schemas.openxmlformats.org/officeDocument/2006/bibliography" xmlns="http://schemas.openxmlformats.org/officeDocument/2006/bibliography" SelectedStyle="\APASixthEditionOfficeOnline.xsl" StyleName="APA" Version="6"/>
+</file>
+
+<file path=customXml/item2.xml><?xml version="1.0" encoding="utf-8"?>
 <go:gDocsCustomXmlDataStorage xmlns:go="http://customooxmlschemas.google.com/" xmlns:r="http://schemas.openxmlformats.org/officeDocument/2006/relationships" uri="GoogleDocsCustomDataVersion2">
   <go:docsCustomData xmlns:go="http://customooxmlschemas.google.com/" roundtripDataSignature="AMtx7mjfZHdsiCvpFOesiH+c3zMFCQ6GYw==">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</go:docsCustomData>
 </go:gDocsCustomXmlDataStorage>
 </file>
 
-<file path=customXml/item2.xml><?xml version="1.0" encoding="utf-8"?>
-<b:Sources xmlns:b="http://schemas.openxmlformats.org/officeDocument/2006/bibliography" xmlns="http://schemas.openxmlformats.org/officeDocument/2006/bibliography" SelectedStyle="\APASixthEditionOfficeOnline.xsl" StyleName="APA" Version="6"/>
+<file path=customXml/itemProps1.xml><?xml version="1.0" encoding="utf-8"?>
+<ds:datastoreItem xmlns:ds="http://schemas.openxmlformats.org/officeDocument/2006/customXml" ds:itemID="{13541E44-53E1-4E1E-8B81-150EFAC17A97}">
+  <ds:schemaRefs>
+    <ds:schemaRef ds:uri="http://schemas.openxmlformats.org/officeDocument/2006/bibliography"/>
+  </ds:schemaRefs>
+</ds:datastoreItem>
 </file>
 
-<file path=customXml/itemProps1.xml><?xml version="1.0" encoding="utf-8"?>
+<file path=customXml/itemProps2.xml><?xml version="1.0" encoding="utf-8"?>
 <ds:datastoreItem xmlns:ds="http://schemas.openxmlformats.org/officeDocument/2006/customXml" ds:itemID="{11111111-1234-1234-1234-123412341234}">
   <ds:schemaRefs>
     <ds:schemaRef ds:uri="http://customooxmlschemas.google.com/"/>
     <ds:schemaRef ds:uri="http://schemas.openxmlformats.org/officeDocument/2006/relationships"/>
   </ds:schemaRefs>
 </ds:datastoreItem>
-</file>
-
-<file path=customXml/itemProps2.xml><?xml version="1.0" encoding="utf-8"?>
-<ds:datastoreItem xmlns:ds="http://schemas.openxmlformats.org/officeDocument/2006/customXml" ds:itemID="{13541E44-53E1-4E1E-8B81-150EFAC17A97}">
-  <ds:schemaRefs>
-    <ds:schemaRef ds:uri="http://schemas.openxmlformats.org/officeDocument/2006/bibliography"/>
-  </ds:schemaRefs>
-</ds:datastoreItem>
 </file>